--- a/AI-900/Module Notes/Module 4 - Gen AI Concepts.docx
+++ b/AI-900/Module Notes/Module 4 - Gen AI Concepts.docx
@@ -11,42 +11,3623 @@
       </w:pPr>
       <w:r>
         <w:rPr/>
-        <w:t xml:space="preserve">Module </w:t>
-      </w:r>
-      <w:r>
-        <w:rPr/>
-        <w:t>4</w:t>
+        <w:t>Module 4: Gen AI Concepts</w:t>
+      </w:r>
+    </w:p>
+    <w:p>
+      <w:pPr>
+        <w:pStyle w:val="Heading1"/>
+        <w:numPr>
+          <w:ilvl w:val="0"/>
+          <w:numId w:val="0"/>
+        </w:numPr>
+        <w:ind w:hanging="0" w:start="0"/>
+        <w:rPr/>
+      </w:pPr>
+      <w:r>
+        <w:rPr/>
+        <w:t>What is generative AI?</w:t>
+      </w:r>
+    </w:p>
+    <w:p>
+      <w:pPr>
+        <w:pStyle w:val="BodyText"/>
+        <w:numPr>
+          <w:ilvl w:val="0"/>
+          <w:numId w:val="2"/>
+        </w:numPr>
+        <w:rPr/>
+      </w:pPr>
+      <w:r>
+        <w:rPr/>
+        <w:t>Describes a category of capabilities within AI to create original content (</w:t>
+      </w:r>
+      <w:r>
+        <w:rPr>
+          <w:b/>
+          <w:bCs/>
+        </w:rPr>
+        <w:t>ex</w:t>
+      </w:r>
+      <w:r>
+        <w:rPr/>
+        <w:t>. Write a cover letter)</w:t>
+      </w:r>
+    </w:p>
+    <w:p>
+      <w:pPr>
+        <w:pStyle w:val="BodyText"/>
+        <w:numPr>
+          <w:ilvl w:val="0"/>
+          <w:numId w:val="2"/>
+        </w:numPr>
+        <w:rPr/>
+      </w:pPr>
+      <w:r>
+        <w:rPr/>
+        <w:t>Use Cases:</w:t>
+      </w:r>
+    </w:p>
+    <w:p>
+      <w:pPr>
+        <w:pStyle w:val="BodyText"/>
+        <w:numPr>
+          <w:ilvl w:val="1"/>
+          <w:numId w:val="2"/>
+        </w:numPr>
+        <w:rPr/>
+      </w:pPr>
+      <w:r>
+        <w:rPr>
+          <w:i/>
+          <w:iCs/>
+        </w:rPr>
+        <w:t xml:space="preserve">Natural Language Generation </w:t>
+      </w:r>
+      <w:r>
+        <w:rPr/>
+        <w:t>(NLP): Complete written request based on natural language responses (</w:t>
+      </w:r>
+      <w:r>
+        <w:rPr>
+          <w:b/>
+          <w:bCs/>
+        </w:rPr>
+        <w:t>ex</w:t>
+      </w:r>
+      <w:r>
+        <w:rPr/>
+        <w:t>. such as "Write a cover letter for a person with a bachelor's degree in history.")</w:t>
+      </w:r>
+    </w:p>
+    <w:p>
+      <w:pPr>
+        <w:pStyle w:val="BodyText"/>
+        <w:numPr>
+          <w:ilvl w:val="3"/>
+          <w:numId w:val="2"/>
+        </w:numPr>
+        <w:rPr/>
+      </w:pPr>
+      <w:r>
+        <w:rPr/>
+        <w:drawing>
+          <wp:inline distT="0" distB="0" distL="0" distR="0">
+            <wp:extent cx="2049780" cy="1323340"/>
+            <wp:effectExtent l="0" t="0" r="0" b="0"/>
+            <wp:docPr id="1" name="Image1" descr="" title=""/>
+            <wp:cNvGraphicFramePr>
+              <a:graphicFrameLocks xmlns:a="http://schemas.openxmlformats.org/drawingml/2006/main" noChangeAspect="1"/>
+            </wp:cNvGraphicFramePr>
+            <a:graphic xmlns:a="http://schemas.openxmlformats.org/drawingml/2006/main">
+              <a:graphicData uri="http://schemas.openxmlformats.org/drawingml/2006/picture">
+                <pic:pic xmlns:pic="http://schemas.openxmlformats.org/drawingml/2006/picture">
+                  <pic:nvPicPr>
+                    <pic:cNvPr id="1" name="Image1" descr="" title=""/>
+                    <pic:cNvPicPr>
+                      <a:picLocks noChangeAspect="1" noChangeArrowheads="1"/>
+                    </pic:cNvPicPr>
+                  </pic:nvPicPr>
+                  <pic:blipFill>
+                    <a:blip r:embed="rId2"/>
+                    <a:stretch>
+                      <a:fillRect/>
+                    </a:stretch>
+                  </pic:blipFill>
+                  <pic:spPr bwMode="auto">
+                    <a:xfrm>
+                      <a:off x="0" y="0"/>
+                      <a:ext cx="2049780" cy="1323340"/>
+                    </a:xfrm>
+                    <a:prstGeom prst="rect">
+                      <a:avLst/>
+                    </a:prstGeom>
+                    <a:noFill/>
+                  </pic:spPr>
+                </pic:pic>
+              </a:graphicData>
+            </a:graphic>
+          </wp:inline>
+        </w:drawing>
+      </w:r>
+    </w:p>
+    <w:p>
+      <w:pPr>
+        <w:pStyle w:val="BodyText"/>
+        <w:numPr>
+          <w:ilvl w:val="1"/>
+          <w:numId w:val="2"/>
+        </w:numPr>
+        <w:rPr/>
+      </w:pPr>
+      <w:r>
+        <w:rPr>
+          <w:i/>
+          <w:iCs/>
+        </w:rPr>
+        <w:t xml:space="preserve">Image Generation: </w:t>
+      </w:r>
+      <w:r>
+        <w:rPr/>
+        <w:t>Generate image based on a natural language request</w:t>
+      </w:r>
+    </w:p>
+    <w:p>
+      <w:pPr>
+        <w:pStyle w:val="BodyText"/>
+        <w:numPr>
+          <w:ilvl w:val="1"/>
+          <w:numId w:val="2"/>
+        </w:numPr>
+        <w:rPr>
+          <w:i/>
+          <w:i/>
+          <w:iCs/>
+        </w:rPr>
+      </w:pPr>
+      <w:r>
+        <w:rPr>
+          <w:i/>
+          <w:iCs/>
+        </w:rPr>
+        <w:t>Code Generation</w:t>
+      </w:r>
+    </w:p>
+    <w:p>
+      <w:pPr>
+        <w:pStyle w:val="Heading1"/>
+        <w:numPr>
+          <w:ilvl w:val="0"/>
+          <w:numId w:val="0"/>
+        </w:numPr>
+        <w:ind w:hanging="0" w:start="0"/>
+        <w:rPr/>
+      </w:pPr>
+      <w:r>
+        <w:rPr/>
+        <w:t>How do language models work?</w:t>
+      </w:r>
+    </w:p>
+    <w:p>
+      <w:pPr>
+        <w:pStyle w:val="Heading2"/>
+        <w:numPr>
+          <w:ilvl w:val="0"/>
+          <w:numId w:val="0"/>
+        </w:numPr>
+        <w:ind w:hanging="0" w:start="0"/>
+        <w:rPr/>
+      </w:pPr>
+      <w:r>
+        <w:rPr/>
+        <w:t>Tokenization</w:t>
+      </w:r>
+    </w:p>
+    <w:p>
+      <w:pPr>
+        <w:pStyle w:val="BodyText"/>
+        <w:numPr>
+          <w:ilvl w:val="0"/>
+          <w:numId w:val="3"/>
+        </w:numPr>
+        <w:rPr/>
+      </w:pPr>
+      <w:r>
+        <w:rPr/>
+        <w:t xml:space="preserve">Enables machines to ‘read’ through </w:t>
+      </w:r>
+      <w:r>
+        <w:rPr>
+          <w:b/>
+          <w:bCs/>
+        </w:rPr>
+        <w:t xml:space="preserve">tokens </w:t>
+      </w:r>
+      <w:r>
+        <w:rPr>
+          <w:b w:val="false"/>
+          <w:bCs w:val="false"/>
+        </w:rPr>
+        <w:t>(</w:t>
+      </w:r>
+      <w:r>
+        <w:rPr/>
+        <w:t>strings with meaning – representing a word)</w:t>
+      </w:r>
+    </w:p>
+    <w:p>
+      <w:pPr>
+        <w:pStyle w:val="BodyText"/>
+        <w:numPr>
+          <w:ilvl w:val="0"/>
+          <w:numId w:val="3"/>
+        </w:numPr>
+        <w:rPr/>
+      </w:pPr>
+      <w:r>
+        <w:rPr>
+          <w:i/>
+          <w:iCs/>
+        </w:rPr>
+        <w:t xml:space="preserve">Tokenization </w:t>
+      </w:r>
+      <w:r>
+        <w:rPr/>
+        <w:t>turns these words into ‘tokens’ which can be converted into numbers</w:t>
+      </w:r>
+    </w:p>
+    <w:p>
+      <w:pPr>
+        <w:sectPr>
+          <w:type w:val="nextPage"/>
+          <w:pgSz w:w="12240" w:h="15840"/>
+          <w:pgMar w:left="1134" w:right="1134" w:gutter="0" w:header="0" w:top="1134" w:footer="0" w:bottom="1134"/>
+          <w:pgNumType w:fmt="decimal"/>
+          <w:formProt w:val="false"/>
+          <w:textDirection w:val="lrTb"/>
+          <w:docGrid w:type="default" w:linePitch="100" w:charSpace="0"/>
+        </w:sectPr>
+      </w:pPr>
+    </w:p>
+    <w:p>
+      <w:pPr>
+        <w:pStyle w:val="BodyText"/>
+        <w:numPr>
+          <w:ilvl w:val="0"/>
+          <w:numId w:val="3"/>
+        </w:numPr>
+        <w:rPr/>
+      </w:pPr>
+      <w:r>
+        <w:rPr/>
+        <w:drawing>
+          <wp:inline distT="0" distB="0" distL="0" distR="0">
+            <wp:extent cx="2570480" cy="1445895"/>
+            <wp:effectExtent l="0" t="0" r="0" b="0"/>
+            <wp:docPr id="2" name="Image2" descr="" title=""/>
+            <wp:cNvGraphicFramePr>
+              <a:graphicFrameLocks xmlns:a="http://schemas.openxmlformats.org/drawingml/2006/main" noChangeAspect="1"/>
+            </wp:cNvGraphicFramePr>
+            <a:graphic xmlns:a="http://schemas.openxmlformats.org/drawingml/2006/main">
+              <a:graphicData uri="http://schemas.openxmlformats.org/drawingml/2006/picture">
+                <pic:pic xmlns:pic="http://schemas.openxmlformats.org/drawingml/2006/picture">
+                  <pic:nvPicPr>
+                    <pic:cNvPr id="2" name="Image2" descr="" title=""/>
+                    <pic:cNvPicPr>
+                      <a:picLocks noChangeAspect="1" noChangeArrowheads="1"/>
+                    </pic:cNvPicPr>
+                  </pic:nvPicPr>
+                  <pic:blipFill>
+                    <a:blip r:embed="rId3"/>
+                    <a:stretch>
+                      <a:fillRect/>
+                    </a:stretch>
+                  </pic:blipFill>
+                  <pic:spPr bwMode="auto">
+                    <a:xfrm>
+                      <a:off x="0" y="0"/>
+                      <a:ext cx="2570480" cy="1445895"/>
+                    </a:xfrm>
+                    <a:prstGeom prst="rect">
+                      <a:avLst/>
+                    </a:prstGeom>
+                    <a:noFill/>
+                  </pic:spPr>
+                </pic:pic>
+              </a:graphicData>
+            </a:graphic>
+          </wp:inline>
+        </w:drawing>
+      </w:r>
+    </w:p>
+    <w:p>
+      <w:pPr>
+        <w:pStyle w:val="BodyText"/>
+        <w:rPr/>
+      </w:pPr>
+      <w:r>
+        <w:rPr/>
+      </w:r>
+    </w:p>
+    <w:p>
+      <w:pPr>
+        <w:pStyle w:val="BodyText"/>
+        <w:rPr/>
+      </w:pPr>
+      <w:r>
+        <w:rPr/>
+      </w:r>
+    </w:p>
+    <w:p>
+      <w:pPr>
+        <w:pStyle w:val="BodyText"/>
+        <w:numPr>
+          <w:ilvl w:val="0"/>
+          <w:numId w:val="4"/>
+        </w:numPr>
+        <w:rPr/>
+      </w:pPr>
+      <w:r>
+        <w:rPr/>
+        <w:t xml:space="preserve">Take </w:t>
+      </w:r>
+      <w:r>
+        <w:rPr/>
+        <w:t>the text you want to tokenize.</w:t>
+      </w:r>
+    </w:p>
+    <w:p>
+      <w:pPr>
+        <w:pStyle w:val="BodyText"/>
+        <w:numPr>
+          <w:ilvl w:val="0"/>
+          <w:numId w:val="4"/>
+        </w:numPr>
+        <w:rPr/>
+      </w:pPr>
+      <w:r>
+        <w:rPr/>
+        <w:t xml:space="preserve">Split the words in the text based on a rule. </w:t>
+      </w:r>
+    </w:p>
+    <w:p>
+      <w:pPr>
+        <w:pStyle w:val="BodyText"/>
+        <w:numPr>
+          <w:ilvl w:val="1"/>
+          <w:numId w:val="4"/>
+        </w:numPr>
+        <w:rPr/>
+      </w:pPr>
+      <w:r>
+        <w:rPr>
+          <w:b/>
+          <w:bCs/>
+        </w:rPr>
+        <w:t>Ex</w:t>
+      </w:r>
+      <w:r>
+        <w:rPr/>
+        <w:t>.</w:t>
+      </w:r>
+      <w:r>
+        <w:rPr/>
+        <w:t xml:space="preserve"> split words where there's white space.</w:t>
+      </w:r>
+    </w:p>
+    <w:p>
+      <w:pPr>
+        <w:pStyle w:val="BodyText"/>
+        <w:numPr>
+          <w:ilvl w:val="0"/>
+          <w:numId w:val="4"/>
+        </w:numPr>
+        <w:rPr/>
+      </w:pPr>
+      <w:r>
+        <w:rPr/>
+        <w:t>‘</w:t>
+      </w:r>
+      <w:r>
+        <w:rPr/>
+        <w:t xml:space="preserve">Stop word’ removal. </w:t>
+      </w:r>
+    </w:p>
+    <w:p>
+      <w:pPr>
+        <w:pStyle w:val="BodyText"/>
+        <w:numPr>
+          <w:ilvl w:val="1"/>
+          <w:numId w:val="4"/>
+        </w:numPr>
+        <w:rPr/>
+      </w:pPr>
+      <w:r>
+        <w:rPr/>
+        <w:t xml:space="preserve">Remove noisy words </w:t>
+      </w:r>
+      <w:r>
+        <w:rPr/>
+        <w:t xml:space="preserve">with </w:t>
+      </w:r>
+      <w:r>
+        <w:rPr/>
+        <w:t xml:space="preserve">little meaning like ‘the’ and ‘a’. </w:t>
+      </w:r>
+    </w:p>
+    <w:p>
+      <w:pPr>
+        <w:pStyle w:val="BodyText"/>
+        <w:numPr>
+          <w:ilvl w:val="0"/>
+          <w:numId w:val="4"/>
+        </w:numPr>
+        <w:rPr/>
+      </w:pPr>
+      <w:r>
+        <w:rPr/>
+        <w:t>Assign a number to each unique token.</w:t>
+      </w:r>
+    </w:p>
+    <w:p>
+      <w:pPr>
+        <w:sectPr>
+          <w:type w:val="continuous"/>
+          <w:pgSz w:w="12240" w:h="15840"/>
+          <w:pgMar w:left="1134" w:right="1134" w:gutter="0" w:header="0" w:top="1134" w:footer="0" w:bottom="1134"/>
+          <w:cols w:num="2" w:space="282" w:equalWidth="true" w:sep="false"/>
+          <w:formProt w:val="false"/>
+          <w:textDirection w:val="lrTb"/>
+          <w:docGrid w:type="default" w:linePitch="100" w:charSpace="0"/>
+        </w:sectPr>
+      </w:pPr>
+    </w:p>
+    <w:p>
+      <w:pPr>
+        <w:pStyle w:val="Heading2"/>
+        <w:numPr>
+          <w:ilvl w:val="0"/>
+          <w:numId w:val="0"/>
+        </w:numPr>
+        <w:ind w:hanging="0" w:start="0"/>
+        <w:rPr/>
+      </w:pPr>
+      <w:r>
+        <w:rPr/>
+      </w:r>
+      <w:r>
+        <w:br w:type="page"/>
+      </w:r>
+    </w:p>
+    <w:p>
+      <w:pPr>
+        <w:pStyle w:val="Heading2"/>
+        <w:numPr>
+          <w:ilvl w:val="0"/>
+          <w:numId w:val="0"/>
+        </w:numPr>
+        <w:ind w:hanging="0" w:start="0"/>
+        <w:rPr/>
+      </w:pPr>
+      <w:r>
+        <w:rPr/>
+        <w:t xml:space="preserve">Word Embeddings </w:t>
+      </w:r>
+      <w:r>
+        <w:rPr/>
+        <w:t>(contextual vectors)</w:t>
+      </w:r>
+    </w:p>
+    <w:p>
+      <w:pPr>
+        <w:pStyle w:val="BodyText"/>
+        <w:numPr>
+          <w:ilvl w:val="0"/>
+          <w:numId w:val="5"/>
+        </w:numPr>
+        <w:rPr/>
+      </w:pPr>
+      <w:r>
+        <w:rPr/>
+        <w:t>Word embeddings address the problem of not being able to define the semantic relationship between words.</w:t>
+      </w:r>
+    </w:p>
+    <w:p>
+      <w:pPr>
+        <w:pStyle w:val="BodyText"/>
+        <w:numPr>
+          <w:ilvl w:val="1"/>
+          <w:numId w:val="5"/>
+        </w:numPr>
+        <w:rPr/>
+      </w:pPr>
+      <w:r>
+        <w:rPr/>
+        <w:t>Because word embeddings represent words in a vector space, the relationship between words can be easily described and calculated.</w:t>
+      </w:r>
+    </w:p>
+    <w:p>
+      <w:pPr>
+        <w:pStyle w:val="BodyText"/>
+        <w:numPr>
+          <w:ilvl w:val="1"/>
+          <w:numId w:val="5"/>
+        </w:numPr>
+        <w:rPr/>
+      </w:pPr>
+      <w:r>
+        <w:rPr/>
+        <w:drawing>
+          <wp:inline distT="0" distB="0" distL="0" distR="0">
+            <wp:extent cx="3698875" cy="1323975"/>
+            <wp:effectExtent l="0" t="0" r="0" b="0"/>
+            <wp:docPr id="3" name="Image3" descr="" title=""/>
+            <wp:cNvGraphicFramePr>
+              <a:graphicFrameLocks xmlns:a="http://schemas.openxmlformats.org/drawingml/2006/main" noChangeAspect="1"/>
+            </wp:cNvGraphicFramePr>
+            <a:graphic xmlns:a="http://schemas.openxmlformats.org/drawingml/2006/main">
+              <a:graphicData uri="http://schemas.openxmlformats.org/drawingml/2006/picture">
+                <pic:pic xmlns:pic="http://schemas.openxmlformats.org/drawingml/2006/picture">
+                  <pic:nvPicPr>
+                    <pic:cNvPr id="3" name="Image3" descr="" title=""/>
+                    <pic:cNvPicPr>
+                      <a:picLocks noChangeAspect="1" noChangeArrowheads="1"/>
+                    </pic:cNvPicPr>
+                  </pic:nvPicPr>
+                  <pic:blipFill>
+                    <a:blip r:embed="rId4"/>
+                    <a:stretch>
+                      <a:fillRect/>
+                    </a:stretch>
+                  </pic:blipFill>
+                  <pic:spPr bwMode="auto">
+                    <a:xfrm>
+                      <a:off x="0" y="0"/>
+                      <a:ext cx="3698875" cy="1323975"/>
+                    </a:xfrm>
+                    <a:prstGeom prst="rect">
+                      <a:avLst/>
+                    </a:prstGeom>
+                    <a:noFill/>
+                  </pic:spPr>
+                </pic:pic>
+              </a:graphicData>
+            </a:graphic>
+          </wp:inline>
+        </w:drawing>
+      </w:r>
+    </w:p>
+    <w:p>
+      <w:pPr>
+        <w:pStyle w:val="BodyText"/>
+        <w:numPr>
+          <w:ilvl w:val="2"/>
+          <w:numId w:val="5"/>
+        </w:numPr>
+        <w:rPr/>
+      </w:pPr>
+      <w:r>
+        <w:rPr/>
+        <w:t>E</w:t>
+      </w:r>
+      <w:r>
+        <w:rPr/>
+        <w:t xml:space="preserve">lements of the tokens in the embeddings space each </w:t>
+      </w:r>
+      <w:r>
+        <w:rPr>
+          <w:i/>
+          <w:iCs/>
+        </w:rPr>
+        <w:t xml:space="preserve">represent some semantic attribute </w:t>
+      </w:r>
+      <w:r>
+        <w:rPr/>
+        <w:t xml:space="preserve">of the token, so that </w:t>
+      </w:r>
+      <w:r>
+        <w:rPr>
+          <w:i/>
+          <w:iCs/>
+        </w:rPr>
+        <w:t xml:space="preserve">semantically similar tokens </w:t>
+      </w:r>
+      <w:r>
+        <w:rPr/>
+        <w:t xml:space="preserve">should result in vectors that have a similar orientation </w:t>
+      </w:r>
+      <w:r>
+        <w:rPr/>
+        <w:t>(</w:t>
+      </w:r>
+      <w:r>
+        <w:rPr>
+          <w:b/>
+          <w:bCs/>
+        </w:rPr>
+        <w:t>point in the same direction</w:t>
+      </w:r>
+      <w:r>
+        <w:rPr/>
+        <w:t>)</w:t>
+      </w:r>
+      <w:r>
+        <w:rPr/>
+        <w:t>.</w:t>
+      </w:r>
+    </w:p>
+    <w:p>
+      <w:pPr>
+        <w:pStyle w:val="BodyText"/>
+        <w:numPr>
+          <w:ilvl w:val="3"/>
+          <w:numId w:val="5"/>
+        </w:numPr>
+        <w:rPr/>
+      </w:pPr>
+      <w:r>
+        <w:rPr/>
+        <w:t>This is called ‘cosine similarity’ --&gt; technique to determine if two vectors point in same direction</w:t>
+      </w:r>
+    </w:p>
+    <w:p>
+      <w:pPr>
+        <w:pStyle w:val="Heading2"/>
+        <w:numPr>
+          <w:ilvl w:val="0"/>
+          <w:numId w:val="0"/>
+        </w:numPr>
+        <w:ind w:hanging="0" w:start="0"/>
+        <w:rPr/>
+      </w:pPr>
+      <w:r>
+        <w:rPr/>
+        <w:t>Architectural Developments</w:t>
+      </w:r>
+    </w:p>
+    <w:p>
+      <w:pPr>
+        <w:pStyle w:val="BodyText"/>
+        <w:numPr>
+          <w:ilvl w:val="0"/>
+          <w:numId w:val="6"/>
+        </w:numPr>
+        <w:rPr/>
+      </w:pPr>
+      <w:r>
+        <w:rPr/>
+        <w:t>A</w:t>
+      </w:r>
+      <w:r>
+        <w:rPr/>
+        <w:t>rchitectur</w:t>
+      </w:r>
+      <w:r>
+        <w:rPr/>
+        <w:t xml:space="preserve">al </w:t>
+      </w:r>
+      <w:r>
+        <w:rPr/>
+        <w:t xml:space="preserve">design, of a </w:t>
+      </w:r>
+      <w:r>
+        <w:rPr/>
+        <w:t xml:space="preserve">ML </w:t>
+      </w:r>
+      <w:r>
+        <w:rPr/>
+        <w:t xml:space="preserve">model describes the structure and organization of its various components and processes. </w:t>
+      </w:r>
+    </w:p>
+    <w:p>
+      <w:pPr>
+        <w:pStyle w:val="BodyText"/>
+        <w:numPr>
+          <w:ilvl w:val="1"/>
+          <w:numId w:val="6"/>
+        </w:numPr>
+        <w:rPr/>
+      </w:pPr>
+      <w:r>
+        <w:rPr/>
+        <w:t xml:space="preserve">Such as: </w:t>
+      </w:r>
+      <w:r>
+        <w:rPr/>
+        <w:t>data is processed, how models are trained and evaluated, and how predictions are generated.</w:t>
+      </w:r>
+    </w:p>
+    <w:p>
+      <w:pPr>
+        <w:pStyle w:val="BodyText"/>
+        <w:numPr>
+          <w:ilvl w:val="0"/>
+          <w:numId w:val="6"/>
+        </w:numPr>
+        <w:rPr/>
+      </w:pPr>
+      <w:r>
+        <w:rPr>
+          <w:b/>
+          <w:bCs/>
+        </w:rPr>
+        <w:t>Example</w:t>
       </w:r>
       <w:r>
         <w:rPr/>
         <w:t xml:space="preserve">: </w:t>
       </w:r>
       <w:r>
-        <w:rPr/>
-        <w:t>Gen AI Concepts</w:t>
-      </w:r>
-    </w:p>
-    <w:p>
-      <w:pPr>
-        <w:pStyle w:val="BodyText"/>
-        <w:bidi w:val="0"/>
-        <w:spacing w:before="240" w:after="120"/>
-        <w:rPr/>
-      </w:pPr>
-      <w:r>
-        <w:rPr/>
+        <w:rPr>
+          <w:i/>
+          <w:iCs/>
+        </w:rPr>
+        <w:t xml:space="preserve">Recurrent Neural Networks </w:t>
+      </w:r>
+      <w:r>
+        <w:rPr/>
+        <w:t>(RNNs)</w:t>
+      </w:r>
+    </w:p>
+    <w:p>
+      <w:pPr>
+        <w:pStyle w:val="BodyText"/>
+        <w:numPr>
+          <w:ilvl w:val="1"/>
+          <w:numId w:val="6"/>
+        </w:numPr>
+        <w:rPr/>
+      </w:pPr>
+      <w:r>
+        <w:rPr/>
+        <w:t xml:space="preserve">This design takes into account the </w:t>
+      </w:r>
+      <w:r>
+        <w:rPr>
+          <w:i/>
+          <w:iCs/>
+        </w:rPr>
+        <w:t xml:space="preserve">context of words </w:t>
+      </w:r>
+      <w:r>
+        <w:rPr/>
+        <w:t>through multiple sequential steps</w:t>
+      </w:r>
+    </w:p>
+    <w:p>
+      <w:pPr>
+        <w:pStyle w:val="BodyText"/>
+        <w:numPr>
+          <w:ilvl w:val="1"/>
+          <w:numId w:val="6"/>
+        </w:numPr>
+        <w:rPr/>
+      </w:pPr>
+      <w:r>
+        <w:rPr/>
+        <w:drawing>
+          <wp:inline distT="0" distB="0" distL="0" distR="0">
+            <wp:extent cx="3517900" cy="1028065"/>
+            <wp:effectExtent l="0" t="0" r="0" b="0"/>
+            <wp:docPr id="4" name="Image4" descr="" title=""/>
+            <wp:cNvGraphicFramePr>
+              <a:graphicFrameLocks xmlns:a="http://schemas.openxmlformats.org/drawingml/2006/main" noChangeAspect="1"/>
+            </wp:cNvGraphicFramePr>
+            <a:graphic xmlns:a="http://schemas.openxmlformats.org/drawingml/2006/main">
+              <a:graphicData uri="http://schemas.openxmlformats.org/drawingml/2006/picture">
+                <pic:pic xmlns:pic="http://schemas.openxmlformats.org/drawingml/2006/picture">
+                  <pic:nvPicPr>
+                    <pic:cNvPr id="4" name="Image4" descr="" title=""/>
+                    <pic:cNvPicPr>
+                      <a:picLocks noChangeAspect="1" noChangeArrowheads="1"/>
+                    </pic:cNvPicPr>
+                  </pic:nvPicPr>
+                  <pic:blipFill>
+                    <a:blip r:embed="rId5"/>
+                    <a:stretch>
+                      <a:fillRect/>
+                    </a:stretch>
+                  </pic:blipFill>
+                  <pic:spPr bwMode="auto">
+                    <a:xfrm>
+                      <a:off x="0" y="0"/>
+                      <a:ext cx="3517900" cy="1028065"/>
+                    </a:xfrm>
+                    <a:prstGeom prst="rect">
+                      <a:avLst/>
+                    </a:prstGeom>
+                    <a:noFill/>
+                  </pic:spPr>
+                </pic:pic>
+              </a:graphicData>
+            </a:graphic>
+          </wp:inline>
+        </w:drawing>
+      </w:r>
+    </w:p>
+    <w:p>
+      <w:pPr>
+        <w:pStyle w:val="BodyText"/>
+        <w:numPr>
+          <w:ilvl w:val="2"/>
+          <w:numId w:val="6"/>
+        </w:numPr>
+        <w:rPr/>
+      </w:pPr>
+      <w:r>
+        <w:rPr>
+          <w:b/>
+          <w:bCs/>
+        </w:rPr>
+        <w:t>Terms</w:t>
+      </w:r>
+      <w:r>
+        <w:rPr/>
+        <w:t>:</w:t>
+      </w:r>
+    </w:p>
+    <w:p>
+      <w:pPr>
+        <w:pStyle w:val="BodyText"/>
+        <w:numPr>
+          <w:ilvl w:val="3"/>
+          <w:numId w:val="6"/>
+        </w:numPr>
+        <w:rPr/>
+      </w:pPr>
+      <w:r>
+        <w:rPr/>
+        <w:t>Input (the next word)</w:t>
+      </w:r>
+    </w:p>
+    <w:p>
+      <w:pPr>
+        <w:pStyle w:val="BodyText"/>
+        <w:numPr>
+          <w:ilvl w:val="3"/>
+          <w:numId w:val="6"/>
+        </w:numPr>
+        <w:rPr/>
+      </w:pPr>
+      <w:r>
+        <w:rPr/>
+        <w:t>Hidden State (memory of prior words/the network of words, storing the output of the previous step and passing it as input to the next step)</w:t>
+      </w:r>
+    </w:p>
+    <w:p>
+      <w:pPr>
+        <w:pStyle w:val="BodyText"/>
+        <w:numPr>
+          <w:ilvl w:val="3"/>
+          <w:numId w:val="6"/>
+        </w:numPr>
+        <w:rPr/>
+      </w:pPr>
+      <w:r>
+        <w:rPr/>
+        <w:t>Masked word (the word to predict)</w:t>
+      </w:r>
+    </w:p>
+    <w:p>
+      <w:pPr>
+        <w:pStyle w:val="BodyText"/>
+        <w:numPr>
+          <w:ilvl w:val="2"/>
+          <w:numId w:val="6"/>
+        </w:numPr>
+        <w:rPr/>
+      </w:pPr>
+      <w:r>
+        <w:rPr/>
+        <w:drawing>
+          <wp:inline distT="0" distB="0" distL="0" distR="0">
+            <wp:extent cx="3421380" cy="1947545"/>
+            <wp:effectExtent l="0" t="0" r="0" b="0"/>
+            <wp:docPr id="5" name="Image5" descr="" title=""/>
+            <wp:cNvGraphicFramePr>
+              <a:graphicFrameLocks xmlns:a="http://schemas.openxmlformats.org/drawingml/2006/main" noChangeAspect="1"/>
+            </wp:cNvGraphicFramePr>
+            <a:graphic xmlns:a="http://schemas.openxmlformats.org/drawingml/2006/main">
+              <a:graphicData uri="http://schemas.openxmlformats.org/drawingml/2006/picture">
+                <pic:pic xmlns:pic="http://schemas.openxmlformats.org/drawingml/2006/picture">
+                  <pic:nvPicPr>
+                    <pic:cNvPr id="5" name="Image5" descr="" title=""/>
+                    <pic:cNvPicPr>
+                      <a:picLocks noChangeAspect="1" noChangeArrowheads="1"/>
+                    </pic:cNvPicPr>
+                  </pic:nvPicPr>
+                  <pic:blipFill>
+                    <a:blip r:embed="rId6"/>
+                    <a:stretch>
+                      <a:fillRect/>
+                    </a:stretch>
+                  </pic:blipFill>
+                  <pic:spPr bwMode="auto">
+                    <a:xfrm>
+                      <a:off x="0" y="0"/>
+                      <a:ext cx="3421380" cy="1947545"/>
+                    </a:xfrm>
+                    <a:prstGeom prst="rect">
+                      <a:avLst/>
+                    </a:prstGeom>
+                    <a:noFill/>
+                  </pic:spPr>
+                </pic:pic>
+              </a:graphicData>
+            </a:graphic>
+          </wp:inline>
+        </w:drawing>
+      </w:r>
+    </w:p>
+    <w:p>
+      <w:pPr>
+        <w:pStyle w:val="Heading1"/>
+        <w:numPr>
+          <w:ilvl w:val="0"/>
+          <w:numId w:val="0"/>
+        </w:numPr>
+        <w:ind w:hanging="0" w:start="0"/>
+        <w:rPr/>
+      </w:pPr>
+      <w:r>
+        <w:rPr/>
+        <w:t>Understand how transformers advance language models</w:t>
+      </w:r>
+    </w:p>
+    <w:p>
+      <w:pPr>
+        <w:pStyle w:val="Heading2"/>
+        <w:numPr>
+          <w:ilvl w:val="0"/>
+          <w:numId w:val="0"/>
+        </w:numPr>
+        <w:ind w:hanging="0" w:start="0"/>
+        <w:rPr/>
+      </w:pPr>
+      <w:r>
+        <w:rPr/>
+        <w:t>Understand Transformer architecture</w:t>
+      </w:r>
+    </w:p>
+    <w:p>
+      <w:pPr>
+        <w:pStyle w:val="BodyText"/>
+        <w:numPr>
+          <w:ilvl w:val="0"/>
+          <w:numId w:val="7"/>
+        </w:numPr>
+        <w:rPr/>
+      </w:pPr>
+      <w:r>
+        <w:rPr/>
+        <w:t>There are two main components in the original Transformer architecture:</w:t>
+      </w:r>
+    </w:p>
+    <w:p>
+      <w:pPr>
+        <w:pStyle w:val="BodyText"/>
+        <w:numPr>
+          <w:ilvl w:val="1"/>
+          <w:numId w:val="7"/>
+        </w:numPr>
+        <w:rPr/>
+      </w:pPr>
+      <w:r>
+        <w:rPr>
+          <w:i/>
+          <w:iCs/>
+        </w:rPr>
+        <w:t>E</w:t>
+      </w:r>
+      <w:r>
+        <w:rPr>
+          <w:i/>
+          <w:iCs/>
+        </w:rPr>
+        <w:t>ncoder</w:t>
+      </w:r>
+      <w:r>
+        <w:rPr/>
+        <w:t xml:space="preserve">: </w:t>
+      </w:r>
+      <w:r>
+        <w:rPr/>
+        <w:t>P</w:t>
+      </w:r>
+      <w:r>
+        <w:rPr/>
+        <w:t>rocess</w:t>
+      </w:r>
+      <w:r>
+        <w:rPr/>
+        <w:t>es</w:t>
+      </w:r>
+      <w:r>
+        <w:rPr/>
+        <w:t xml:space="preserve"> the </w:t>
+      </w:r>
+      <w:r>
+        <w:rPr>
+          <w:b/>
+          <w:bCs/>
+        </w:rPr>
+        <w:t>input</w:t>
+      </w:r>
+      <w:r>
+        <w:rPr/>
+        <w:t xml:space="preserve"> sequence and creating a </w:t>
+      </w:r>
+      <w:r>
+        <w:rPr>
+          <w:b/>
+          <w:bCs/>
+        </w:rPr>
+        <w:t>representation</w:t>
+      </w:r>
+      <w:r>
+        <w:rPr/>
+        <w:t xml:space="preserve"> that captures the context of each token.</w:t>
+      </w:r>
+    </w:p>
+    <w:p>
+      <w:pPr>
+        <w:pStyle w:val="BodyText"/>
+        <w:numPr>
+          <w:ilvl w:val="1"/>
+          <w:numId w:val="7"/>
+        </w:numPr>
+        <w:rPr/>
+      </w:pPr>
+      <w:r>
+        <w:rPr>
+          <w:i/>
+          <w:iCs/>
+        </w:rPr>
+        <w:t>D</w:t>
+      </w:r>
+      <w:r>
+        <w:rPr>
+          <w:i/>
+          <w:iCs/>
+        </w:rPr>
+        <w:t>ecoder</w:t>
+      </w:r>
+      <w:r>
+        <w:rPr/>
+        <w:t xml:space="preserve">: Generates the </w:t>
+      </w:r>
+      <w:r>
+        <w:rPr>
+          <w:b/>
+          <w:bCs/>
+        </w:rPr>
+        <w:t>output</w:t>
+      </w:r>
+      <w:r>
+        <w:rPr/>
+        <w:t xml:space="preserve"> sequence by attending to the encoder's representation and </w:t>
+      </w:r>
+      <w:r>
+        <w:rPr>
+          <w:b/>
+          <w:bCs/>
+        </w:rPr>
+        <w:t>predicting</w:t>
+      </w:r>
+      <w:r>
+        <w:rPr/>
+        <w:t xml:space="preserve"> the next token in the sequence.</w:t>
+      </w:r>
+    </w:p>
+    <w:p>
+      <w:pPr>
+        <w:sectPr>
+          <w:type w:val="continuous"/>
+          <w:pgSz w:w="12240" w:h="15840"/>
+          <w:pgMar w:left="1134" w:right="1134" w:gutter="0" w:header="0" w:top="1134" w:footer="0" w:bottom="1134"/>
+          <w:pgNumType w:fmt="decimal"/>
+          <w:formProt w:val="false"/>
+          <w:textDirection w:val="lrTb"/>
+          <w:docGrid w:type="default" w:linePitch="100" w:charSpace="0"/>
+        </w:sectPr>
+      </w:pPr>
+    </w:p>
+    <w:p>
+      <w:pPr>
+        <w:pStyle w:val="BodyText"/>
+        <w:numPr>
+          <w:ilvl w:val="0"/>
+          <w:numId w:val="7"/>
+        </w:numPr>
+        <w:rPr/>
+      </w:pPr>
+      <w:r>
+        <w:rPr/>
+        <w:drawing>
+          <wp:inline distT="0" distB="0" distL="0" distR="0">
+            <wp:extent cx="2861945" cy="2336165"/>
+            <wp:effectExtent l="0" t="0" r="0" b="0"/>
+            <wp:docPr id="6" name="Image6" descr="" title=""/>
+            <wp:cNvGraphicFramePr>
+              <a:graphicFrameLocks xmlns:a="http://schemas.openxmlformats.org/drawingml/2006/main" noChangeAspect="1"/>
+            </wp:cNvGraphicFramePr>
+            <a:graphic xmlns:a="http://schemas.openxmlformats.org/drawingml/2006/main">
+              <a:graphicData uri="http://schemas.openxmlformats.org/drawingml/2006/picture">
+                <pic:pic xmlns:pic="http://schemas.openxmlformats.org/drawingml/2006/picture">
+                  <pic:nvPicPr>
+                    <pic:cNvPr id="6" name="Image6" descr="" title=""/>
+                    <pic:cNvPicPr>
+                      <a:picLocks noChangeAspect="1" noChangeArrowheads="1"/>
+                    </pic:cNvPicPr>
+                  </pic:nvPicPr>
+                  <pic:blipFill>
+                    <a:blip r:embed="rId7"/>
+                    <a:stretch>
+                      <a:fillRect/>
+                    </a:stretch>
+                  </pic:blipFill>
+                  <pic:spPr bwMode="auto">
+                    <a:xfrm>
+                      <a:off x="0" y="0"/>
+                      <a:ext cx="2861945" cy="2336165"/>
+                    </a:xfrm>
+                    <a:prstGeom prst="rect">
+                      <a:avLst/>
+                    </a:prstGeom>
+                    <a:noFill/>
+                  </pic:spPr>
+                </pic:pic>
+              </a:graphicData>
+            </a:graphic>
+          </wp:inline>
+        </w:drawing>
+      </w:r>
+    </w:p>
+    <w:p>
+      <w:pPr>
+        <w:pStyle w:val="BodyText"/>
+        <w:numPr>
+          <w:ilvl w:val="0"/>
+          <w:numId w:val="7"/>
+        </w:numPr>
+        <w:rPr/>
+      </w:pPr>
+      <w:r>
+        <w:rPr>
+          <w:u w:val="single"/>
+        </w:rPr>
+        <w:t>Encoder layer</w:t>
+      </w:r>
+      <w:r>
+        <w:rPr/>
+        <w:t xml:space="preserve">, an input sequence is encoded with </w:t>
+      </w:r>
+      <w:r>
+        <w:rPr>
+          <w:i/>
+          <w:iCs/>
+        </w:rPr>
+        <w:t>positional encoding</w:t>
+      </w:r>
+      <w:r>
+        <w:rPr/>
+        <w:t xml:space="preserve">, after which </w:t>
+      </w:r>
+      <w:r>
+        <w:rPr>
+          <w:i/>
+          <w:iCs/>
+        </w:rPr>
+        <w:t xml:space="preserve">multi-head attention </w:t>
+      </w:r>
+      <w:r>
+        <w:rPr/>
+        <w:t xml:space="preserve">is used to </w:t>
+      </w:r>
+      <w:r>
+        <w:rPr>
+          <w:b/>
+          <w:bCs/>
+        </w:rPr>
+        <w:t>create a representation of the text</w:t>
+      </w:r>
+      <w:r>
+        <w:rPr/>
+        <w:t>.</w:t>
+      </w:r>
+    </w:p>
+    <w:p>
+      <w:pPr>
+        <w:pStyle w:val="BodyText"/>
+        <w:numPr>
+          <w:ilvl w:val="0"/>
+          <w:numId w:val="7"/>
+        </w:numPr>
+        <w:rPr/>
+      </w:pPr>
+      <w:r>
+        <w:rPr>
+          <w:u w:val="single"/>
+        </w:rPr>
+        <w:t>Decoder layer</w:t>
+      </w:r>
+      <w:r>
+        <w:rPr/>
+        <w:t xml:space="preserve">, an (incomplete) output sequence is encoded in a similar way, by first using positional encoding and then multi-head attention. Then, the multi-head attention mechanism is used a second time to combine the output of the encoder and the output of the encoded output sequence </w:t>
+      </w:r>
+    </w:p>
+    <w:p>
+      <w:pPr>
+        <w:pStyle w:val="BodyText"/>
+        <w:numPr>
+          <w:ilvl w:val="0"/>
+          <w:numId w:val="7"/>
+        </w:numPr>
+        <w:rPr/>
+      </w:pPr>
+      <w:r>
+        <w:rPr/>
+        <w:t>As a result, the output can be generated.</w:t>
+      </w:r>
+    </w:p>
+    <w:p>
+      <w:pPr>
+        <w:sectPr>
+          <w:type w:val="continuous"/>
+          <w:pgSz w:w="12240" w:h="15840"/>
+          <w:pgMar w:left="1134" w:right="1134" w:gutter="0" w:header="0" w:top="1134" w:footer="0" w:bottom="1134"/>
+          <w:cols w:num="2" w:space="282" w:equalWidth="true" w:sep="false"/>
+          <w:formProt w:val="false"/>
+          <w:textDirection w:val="lrTb"/>
+          <w:docGrid w:type="default" w:linePitch="100" w:charSpace="0"/>
+        </w:sectPr>
+      </w:pPr>
+    </w:p>
+    <w:p>
+      <w:pPr>
+        <w:pStyle w:val="Heading2"/>
+        <w:numPr>
+          <w:ilvl w:val="0"/>
+          <w:numId w:val="0"/>
+        </w:numPr>
+        <w:ind w:hanging="0" w:start="0"/>
+        <w:rPr/>
+      </w:pPr>
+      <w:r>
+        <w:rPr/>
+        <w:t>Understand positional encoding</w:t>
+      </w:r>
+    </w:p>
+    <w:p>
+      <w:pPr>
+        <w:pStyle w:val="BodyText"/>
+        <w:numPr>
+          <w:ilvl w:val="0"/>
+          <w:numId w:val="7"/>
+        </w:numPr>
+        <w:rPr/>
+      </w:pPr>
+      <w:r>
+        <w:rPr>
+          <w:i/>
+          <w:iCs/>
+        </w:rPr>
+        <w:t>P</w:t>
+      </w:r>
+      <w:r>
+        <w:rPr>
+          <w:i/>
+          <w:iCs/>
+        </w:rPr>
+        <w:t xml:space="preserve">ositional encoding </w:t>
+      </w:r>
+      <w:r>
+        <w:rPr/>
+        <w:t xml:space="preserve">is used to encode text into vectors. </w:t>
+      </w:r>
+    </w:p>
+    <w:p>
+      <w:pPr>
+        <w:pStyle w:val="BodyText"/>
+        <w:numPr>
+          <w:ilvl w:val="1"/>
+          <w:numId w:val="7"/>
+        </w:numPr>
+        <w:rPr/>
+      </w:pPr>
+      <w:r>
+        <w:rPr>
+          <w:i/>
+          <w:iCs/>
+        </w:rPr>
+        <w:t xml:space="preserve">Positional encoding </w:t>
+      </w:r>
+      <w:r>
+        <w:rPr/>
+        <w:t>is the sum of word embedding vectors and positional vectors. By doing so, the encoded text includes information about the meaning and position of a word in a sentence.</w:t>
+      </w:r>
+    </w:p>
+    <w:p>
+      <w:pPr>
+        <w:pStyle w:val="BodyText"/>
+        <w:numPr>
+          <w:ilvl w:val="1"/>
+          <w:numId w:val="7"/>
+        </w:numPr>
+        <w:rPr/>
+      </w:pPr>
+      <w:r>
+        <w:rPr/>
+        <w:drawing>
+          <wp:inline distT="0" distB="0" distL="0" distR="0">
+            <wp:extent cx="2529205" cy="2281555"/>
+            <wp:effectExtent l="0" t="0" r="0" b="0"/>
+            <wp:docPr id="7" name="Image7" descr="" title=""/>
+            <wp:cNvGraphicFramePr>
+              <a:graphicFrameLocks xmlns:a="http://schemas.openxmlformats.org/drawingml/2006/main" noChangeAspect="1"/>
+            </wp:cNvGraphicFramePr>
+            <a:graphic xmlns:a="http://schemas.openxmlformats.org/drawingml/2006/main">
+              <a:graphicData uri="http://schemas.openxmlformats.org/drawingml/2006/picture">
+                <pic:pic xmlns:pic="http://schemas.openxmlformats.org/drawingml/2006/picture">
+                  <pic:nvPicPr>
+                    <pic:cNvPr id="7" name="Image7" descr="" title=""/>
+                    <pic:cNvPicPr>
+                      <a:picLocks noChangeAspect="1" noChangeArrowheads="1"/>
+                    </pic:cNvPicPr>
+                  </pic:nvPicPr>
+                  <pic:blipFill>
+                    <a:blip r:embed="rId8"/>
+                    <a:stretch>
+                      <a:fillRect/>
+                    </a:stretch>
+                  </pic:blipFill>
+                  <pic:spPr bwMode="auto">
+                    <a:xfrm>
+                      <a:off x="0" y="0"/>
+                      <a:ext cx="2529205" cy="2281555"/>
+                    </a:xfrm>
+                    <a:prstGeom prst="rect">
+                      <a:avLst/>
+                    </a:prstGeom>
+                    <a:noFill/>
+                  </pic:spPr>
+                </pic:pic>
+              </a:graphicData>
+            </a:graphic>
+          </wp:inline>
+        </w:drawing>
+      </w:r>
+    </w:p>
+    <w:p>
+      <w:pPr>
+        <w:pStyle w:val="Heading2"/>
+        <w:numPr>
+          <w:ilvl w:val="0"/>
+          <w:numId w:val="0"/>
+        </w:numPr>
+        <w:ind w:hanging="0" w:start="0"/>
+        <w:rPr/>
+      </w:pPr>
+      <w:r>
+        <w:rPr/>
+        <w:t>Understand attention</w:t>
+      </w:r>
+    </w:p>
+    <w:p>
+      <w:pPr>
+        <w:pStyle w:val="BodyText"/>
+        <w:numPr>
+          <w:ilvl w:val="0"/>
+          <w:numId w:val="8"/>
+        </w:numPr>
+        <w:rPr/>
+      </w:pPr>
+      <w:r>
+        <w:rPr/>
+        <w:t xml:space="preserve">Unlike RNNs which process words sequentially, Transformers don't process the words sequentially, but instead </w:t>
+      </w:r>
+      <w:r>
+        <w:rPr>
+          <w:i/>
+          <w:iCs/>
+        </w:rPr>
+        <w:t xml:space="preserve">process each word independently in parallel </w:t>
+      </w:r>
+      <w:r>
+        <w:rPr/>
+        <w:t xml:space="preserve">by using </w:t>
+      </w:r>
+      <w:r>
+        <w:rPr>
+          <w:b/>
+          <w:bCs/>
+        </w:rPr>
+        <w:t>attention</w:t>
+      </w:r>
+      <w:r>
+        <w:rPr/>
+        <w:t>.</w:t>
+      </w:r>
+    </w:p>
+    <w:p>
+      <w:pPr>
+        <w:pStyle w:val="BodyText"/>
+        <w:numPr>
+          <w:ilvl w:val="0"/>
+          <w:numId w:val="8"/>
+        </w:numPr>
+        <w:rPr/>
+      </w:pPr>
+      <w:r>
+        <w:rPr/>
+        <w:t>Attention = mechanism used to map new information to learned information in order to understand what the new information entails.</w:t>
+      </w:r>
+    </w:p>
+    <w:p>
+      <w:pPr>
+        <w:pStyle w:val="BodyText"/>
+        <w:numPr>
+          <w:ilvl w:val="1"/>
+          <w:numId w:val="8"/>
+        </w:numPr>
+        <w:rPr/>
+      </w:pPr>
+      <w:r>
+        <w:rPr/>
+        <w:t xml:space="preserve">Transformers use an </w:t>
+      </w:r>
+      <w:r>
+        <w:rPr>
+          <w:b/>
+          <w:bCs/>
+        </w:rPr>
+        <w:t xml:space="preserve">attention function --&gt; </w:t>
+      </w:r>
+      <w:r>
+        <w:rPr/>
+        <w:t xml:space="preserve">new word is encoded (using positional encoding) and represented as a </w:t>
+      </w:r>
+      <w:r>
+        <w:rPr>
+          <w:i/>
+          <w:iCs/>
+        </w:rPr>
+        <w:t>query</w:t>
+      </w:r>
+      <w:r>
+        <w:rPr/>
+        <w:t xml:space="preserve">. </w:t>
+      </w:r>
+    </w:p>
+    <w:p>
+      <w:pPr>
+        <w:pStyle w:val="BodyText"/>
+        <w:numPr>
+          <w:ilvl w:val="2"/>
+          <w:numId w:val="8"/>
+        </w:numPr>
+        <w:rPr/>
+      </w:pPr>
+      <w:r>
+        <w:rPr/>
+        <w:t xml:space="preserve">The </w:t>
+      </w:r>
+      <w:r>
+        <w:rPr>
+          <w:b/>
+          <w:bCs/>
+        </w:rPr>
+        <w:t>output</w:t>
+      </w:r>
+      <w:r>
+        <w:rPr/>
+        <w:t xml:space="preserve"> of an encoded word is a </w:t>
+      </w:r>
+      <w:r>
+        <w:rPr>
+          <w:b/>
+          <w:bCs/>
+        </w:rPr>
+        <w:t>key</w:t>
+      </w:r>
+      <w:r>
+        <w:rPr/>
+        <w:t xml:space="preserve"> with an associated value.</w:t>
+      </w:r>
+    </w:p>
+    <w:p>
+      <w:pPr>
+        <w:pStyle w:val="BodyText"/>
+        <w:numPr>
+          <w:ilvl w:val="2"/>
+          <w:numId w:val="8"/>
+        </w:numPr>
+        <w:rPr/>
+      </w:pPr>
+      <w:r>
+        <w:rPr>
+          <w:b/>
+          <w:bCs/>
+        </w:rPr>
+        <w:t>Example</w:t>
+      </w:r>
+      <w:r>
+        <w:rPr/>
+        <w:t xml:space="preserve">: </w:t>
+      </w:r>
+      <w:r>
+        <w:rPr/>
+        <w:drawing>
+          <wp:inline distT="0" distB="0" distL="0" distR="0">
+            <wp:extent cx="2601595" cy="904240"/>
+            <wp:effectExtent l="0" t="0" r="0" b="0"/>
+            <wp:docPr id="8" name="Image8" descr="" title=""/>
+            <wp:cNvGraphicFramePr>
+              <a:graphicFrameLocks xmlns:a="http://schemas.openxmlformats.org/drawingml/2006/main" noChangeAspect="1"/>
+            </wp:cNvGraphicFramePr>
+            <a:graphic xmlns:a="http://schemas.openxmlformats.org/drawingml/2006/main">
+              <a:graphicData uri="http://schemas.openxmlformats.org/drawingml/2006/picture">
+                <pic:pic xmlns:pic="http://schemas.openxmlformats.org/drawingml/2006/picture">
+                  <pic:nvPicPr>
+                    <pic:cNvPr id="8" name="Image8" descr="" title=""/>
+                    <pic:cNvPicPr>
+                      <a:picLocks noChangeAspect="1" noChangeArrowheads="1"/>
+                    </pic:cNvPicPr>
+                  </pic:nvPicPr>
+                  <pic:blipFill>
+                    <a:blip r:embed="rId9"/>
+                    <a:stretch>
+                      <a:fillRect/>
+                    </a:stretch>
+                  </pic:blipFill>
+                  <pic:spPr bwMode="auto">
+                    <a:xfrm>
+                      <a:off x="0" y="0"/>
+                      <a:ext cx="2601595" cy="904240"/>
+                    </a:xfrm>
+                    <a:prstGeom prst="rect">
+                      <a:avLst/>
+                    </a:prstGeom>
+                    <a:noFill/>
+                  </pic:spPr>
+                </pic:pic>
+              </a:graphicData>
+            </a:graphic>
+          </wp:inline>
+        </w:drawing>
+      </w:r>
+    </w:p>
+    <w:p>
+      <w:pPr>
+        <w:pStyle w:val="BodyText"/>
+        <w:rPr/>
+      </w:pPr>
+      <w:r>
+        <w:rPr/>
+      </w:r>
+    </w:p>
+    <w:p>
+      <w:pPr>
+        <w:pStyle w:val="Heading1"/>
+        <w:numPr>
+          <w:ilvl w:val="0"/>
+          <w:numId w:val="0"/>
+        </w:numPr>
+        <w:ind w:hanging="0" w:start="0"/>
+        <w:rPr/>
+      </w:pPr>
+      <w:r>
+        <w:rPr/>
+        <w:t>Understand differences in language models</w:t>
+      </w:r>
+    </w:p>
+    <w:p>
+      <w:pPr>
+        <w:pStyle w:val="Heading2"/>
+        <w:numPr>
+          <w:ilvl w:val="0"/>
+          <w:numId w:val="0"/>
+        </w:numPr>
+        <w:ind w:hanging="0" w:start="0"/>
+        <w:rPr/>
+      </w:pPr>
+      <w:r>
+        <w:rPr/>
+        <w:t xml:space="preserve">Large </w:t>
+      </w:r>
+      <w:r>
+        <w:rPr/>
+        <w:t>vs. S</w:t>
+      </w:r>
+      <w:r>
+        <w:rPr/>
+        <w:t>mall language models</w:t>
+      </w:r>
+    </w:p>
+    <w:p>
+      <w:pPr>
+        <w:pStyle w:val="BodyText"/>
+        <w:numPr>
+          <w:ilvl w:val="0"/>
+          <w:numId w:val="9"/>
+        </w:numPr>
+        <w:rPr/>
+      </w:pPr>
+      <w:r>
+        <w:rPr/>
+        <w:drawing>
+          <wp:inline distT="0" distB="0" distL="0" distR="0">
+            <wp:extent cx="4841240" cy="3230245"/>
+            <wp:effectExtent l="0" t="0" r="0" b="0"/>
+            <wp:docPr id="9" name="Image9" descr="" title=""/>
+            <wp:cNvGraphicFramePr>
+              <a:graphicFrameLocks xmlns:a="http://schemas.openxmlformats.org/drawingml/2006/main" noChangeAspect="1"/>
+            </wp:cNvGraphicFramePr>
+            <a:graphic xmlns:a="http://schemas.openxmlformats.org/drawingml/2006/main">
+              <a:graphicData uri="http://schemas.openxmlformats.org/drawingml/2006/picture">
+                <pic:pic xmlns:pic="http://schemas.openxmlformats.org/drawingml/2006/picture">
+                  <pic:nvPicPr>
+                    <pic:cNvPr id="9" name="Image9" descr="" title=""/>
+                    <pic:cNvPicPr>
+                      <a:picLocks noChangeAspect="1" noChangeArrowheads="1"/>
+                    </pic:cNvPicPr>
+                  </pic:nvPicPr>
+                  <pic:blipFill>
+                    <a:blip r:embed="rId10"/>
+                    <a:stretch>
+                      <a:fillRect/>
+                    </a:stretch>
+                  </pic:blipFill>
+                  <pic:spPr bwMode="auto">
+                    <a:xfrm>
+                      <a:off x="0" y="0"/>
+                      <a:ext cx="4841240" cy="3230245"/>
+                    </a:xfrm>
+                    <a:prstGeom prst="rect">
+                      <a:avLst/>
+                    </a:prstGeom>
+                    <a:noFill/>
+                  </pic:spPr>
+                </pic:pic>
+              </a:graphicData>
+            </a:graphic>
+          </wp:inline>
+        </w:drawing>
+      </w:r>
+    </w:p>
+    <w:p>
+      <w:pPr>
+        <w:pStyle w:val="Heading1"/>
+        <w:numPr>
+          <w:ilvl w:val="0"/>
+          <w:numId w:val="0"/>
+        </w:numPr>
+        <w:ind w:hanging="0" w:start="0"/>
+        <w:rPr/>
+      </w:pPr>
+      <w:r>
+        <w:rPr/>
+        <w:t>Improve prompt results</w:t>
+      </w:r>
+    </w:p>
+    <w:p>
+      <w:pPr>
+        <w:pStyle w:val="BodyText"/>
+        <w:numPr>
+          <w:ilvl w:val="0"/>
+          <w:numId w:val="10"/>
+        </w:numPr>
+        <w:rPr/>
+      </w:pPr>
+      <w:r>
+        <w:rPr/>
+        <w:drawing>
+          <wp:inline distT="0" distB="0" distL="0" distR="0">
+            <wp:extent cx="4581525" cy="965200"/>
+            <wp:effectExtent l="0" t="0" r="0" b="0"/>
+            <wp:docPr id="10" name="Image10" descr="" title=""/>
+            <wp:cNvGraphicFramePr>
+              <a:graphicFrameLocks xmlns:a="http://schemas.openxmlformats.org/drawingml/2006/main" noChangeAspect="1"/>
+            </wp:cNvGraphicFramePr>
+            <a:graphic xmlns:a="http://schemas.openxmlformats.org/drawingml/2006/main">
+              <a:graphicData uri="http://schemas.openxmlformats.org/drawingml/2006/picture">
+                <pic:pic xmlns:pic="http://schemas.openxmlformats.org/drawingml/2006/picture">
+                  <pic:nvPicPr>
+                    <pic:cNvPr id="10" name="Image10" descr="" title=""/>
+                    <pic:cNvPicPr>
+                      <a:picLocks noChangeAspect="1" noChangeArrowheads="1"/>
+                    </pic:cNvPicPr>
+                  </pic:nvPicPr>
+                  <pic:blipFill>
+                    <a:blip r:embed="rId11"/>
+                    <a:stretch>
+                      <a:fillRect/>
+                    </a:stretch>
+                  </pic:blipFill>
+                  <pic:spPr bwMode="auto">
+                    <a:xfrm>
+                      <a:off x="0" y="0"/>
+                      <a:ext cx="4581525" cy="965200"/>
+                    </a:xfrm>
+                    <a:prstGeom prst="rect">
+                      <a:avLst/>
+                    </a:prstGeom>
+                    <a:noFill/>
+                  </pic:spPr>
+                </pic:pic>
+              </a:graphicData>
+            </a:graphic>
+          </wp:inline>
+        </w:drawing>
+      </w:r>
+    </w:p>
+    <w:p>
+      <w:pPr>
+        <w:pStyle w:val="BodyText"/>
+        <w:numPr>
+          <w:ilvl w:val="0"/>
+          <w:numId w:val="10"/>
+        </w:numPr>
+        <w:rPr/>
+      </w:pPr>
+      <w:r>
+        <w:rPr>
+          <w:b/>
+          <w:bCs/>
+        </w:rPr>
+        <w:t>Criteria</w:t>
+      </w:r>
+      <w:r>
+        <w:rPr/>
+        <w:t>:</w:t>
+      </w:r>
+    </w:p>
+    <w:p>
+      <w:pPr>
+        <w:pStyle w:val="BodyText"/>
+        <w:numPr>
+          <w:ilvl w:val="1"/>
+          <w:numId w:val="10"/>
+        </w:numPr>
+        <w:rPr/>
+      </w:pPr>
+      <w:r>
+        <w:rPr/>
+        <w:t>Start with a specific goal for what you want the assistant to do</w:t>
+      </w:r>
+    </w:p>
+    <w:p>
+      <w:pPr>
+        <w:pStyle w:val="BodyText"/>
+        <w:numPr>
+          <w:ilvl w:val="1"/>
+          <w:numId w:val="10"/>
+        </w:numPr>
+        <w:rPr/>
+      </w:pPr>
+      <w:r>
+        <w:rPr/>
+        <w:t>Provide a source to ground the response in a specific scope of information</w:t>
+      </w:r>
+    </w:p>
+    <w:p>
+      <w:pPr>
+        <w:pStyle w:val="BodyText"/>
+        <w:numPr>
+          <w:ilvl w:val="1"/>
+          <w:numId w:val="10"/>
+        </w:numPr>
+        <w:rPr/>
+      </w:pPr>
+      <w:r>
+        <w:rPr/>
+        <w:t>Add context to maximize response appropriateness and relevance</w:t>
+      </w:r>
+    </w:p>
+    <w:p>
+      <w:pPr>
+        <w:pStyle w:val="BodyText"/>
+        <w:numPr>
+          <w:ilvl w:val="1"/>
+          <w:numId w:val="10"/>
+        </w:numPr>
+        <w:rPr/>
+      </w:pPr>
+      <w:r>
+        <w:rPr/>
+        <w:t>Set clear expectations for the response</w:t>
+      </w:r>
+    </w:p>
+    <w:p>
+      <w:pPr>
+        <w:pStyle w:val="BodyText"/>
+        <w:numPr>
+          <w:ilvl w:val="1"/>
+          <w:numId w:val="10"/>
+        </w:numPr>
+        <w:rPr/>
+      </w:pPr>
+      <w:r>
+        <w:rPr/>
+        <w:t>Iterate based on previous prompts and responses to refine the result</w:t>
+      </w:r>
+    </w:p>
+    <w:p>
+      <w:pPr>
+        <w:pStyle w:val="BodyText"/>
+        <w:numPr>
+          <w:ilvl w:val="0"/>
+          <w:numId w:val="10"/>
+        </w:numPr>
+        <w:rPr/>
+      </w:pPr>
+      <w:r>
+        <w:rPr>
+          <w:b/>
+          <w:bCs/>
+        </w:rPr>
+        <w:t>Tools</w:t>
+      </w:r>
+      <w:r>
+        <w:rPr/>
+        <w:t>:</w:t>
+      </w:r>
+    </w:p>
+    <w:p>
+      <w:pPr>
+        <w:pStyle w:val="BodyText"/>
+        <w:numPr>
+          <w:ilvl w:val="1"/>
+          <w:numId w:val="10"/>
+        </w:numPr>
+        <w:rPr/>
+      </w:pPr>
+      <w:r>
+        <w:rPr/>
+        <w:t xml:space="preserve">System message --&gt; sets conditions and constraints for the language model behaviour. </w:t>
+      </w:r>
+    </w:p>
+    <w:p>
+      <w:pPr>
+        <w:pStyle w:val="BodyText"/>
+        <w:numPr>
+          <w:ilvl w:val="1"/>
+          <w:numId w:val="10"/>
+        </w:numPr>
+        <w:rPr/>
+      </w:pPr>
+      <w:r>
+        <w:rPr/>
+        <w:t xml:space="preserve">Conversation history for the current session, including past prompts and responses (context). </w:t>
+      </w:r>
+    </w:p>
+    <w:p>
+      <w:pPr>
+        <w:pStyle w:val="BodyText"/>
+        <w:numPr>
+          <w:ilvl w:val="1"/>
+          <w:numId w:val="10"/>
+        </w:numPr>
+        <w:rPr/>
+      </w:pPr>
+      <w:r>
+        <w:rPr/>
+        <w:t>Current prompt – potentially optimized by the agent to reword it appropriately for the model.</w:t>
+      </w:r>
+    </w:p>
+    <w:p>
+      <w:pPr>
+        <w:pStyle w:val="Heading1"/>
+        <w:numPr>
+          <w:ilvl w:val="0"/>
+          <w:numId w:val="0"/>
+        </w:numPr>
+        <w:ind w:hanging="0" w:start="0"/>
+        <w:rPr/>
+      </w:pPr>
+      <w:r>
+        <w:rPr/>
+        <w:t>Create responsible generative AI solutions</w:t>
+      </w:r>
+    </w:p>
+    <w:p>
+      <w:pPr>
+        <w:pStyle w:val="BodyText"/>
+        <w:numPr>
+          <w:ilvl w:val="0"/>
+          <w:numId w:val="11"/>
+        </w:numPr>
+        <w:rPr/>
+      </w:pPr>
+      <w:r>
+        <w:rPr/>
+        <w:t>F</w:t>
+      </w:r>
+      <w:r>
+        <w:rPr/>
+        <w:t>our stages in the process are:</w:t>
+      </w:r>
+    </w:p>
+    <w:p>
+      <w:pPr>
+        <w:pStyle w:val="BodyText"/>
+        <w:numPr>
+          <w:ilvl w:val="1"/>
+          <w:numId w:val="11"/>
+        </w:numPr>
+        <w:rPr/>
+      </w:pPr>
+      <w:r>
+        <w:rPr/>
+        <w:t>Identify potential harms that are relevant to your planned solution.</w:t>
+      </w:r>
+    </w:p>
+    <w:p>
+      <w:pPr>
+        <w:pStyle w:val="BodyText"/>
+        <w:numPr>
+          <w:ilvl w:val="1"/>
+          <w:numId w:val="11"/>
+        </w:numPr>
+        <w:rPr/>
+      </w:pPr>
+      <w:r>
+        <w:rPr/>
+        <w:t>Measure the presence of these harms in the outputs generated by your solution.</w:t>
+      </w:r>
+    </w:p>
+    <w:p>
+      <w:pPr>
+        <w:pStyle w:val="BodyText"/>
+        <w:numPr>
+          <w:ilvl w:val="1"/>
+          <w:numId w:val="11"/>
+        </w:numPr>
+        <w:rPr/>
+      </w:pPr>
+      <w:r>
+        <w:rPr/>
+        <w:t>Mitigate the harms at multiple layers in your solution to minimize their presence and impact, and ensure transparent communication about potential risks to users.</w:t>
+      </w:r>
+    </w:p>
+    <w:p>
+      <w:pPr>
+        <w:pStyle w:val="BodyText"/>
+        <w:numPr>
+          <w:ilvl w:val="1"/>
+          <w:numId w:val="11"/>
+        </w:numPr>
+        <w:rPr/>
+      </w:pPr>
+      <w:r>
+        <w:rPr/>
+        <w:t>Operate the solution responsibly by defining and following a deployment and operational readiness plan.</w:t>
+      </w:r>
+    </w:p>
+    <w:p>
+      <w:pPr>
+        <w:pStyle w:val="BodyText"/>
+        <w:numPr>
+          <w:ilvl w:val="0"/>
+          <w:numId w:val="11"/>
+        </w:numPr>
+        <w:rPr/>
+      </w:pPr>
+      <w:r>
+        <w:rPr/>
+        <w:t>Responsible AI principles</w:t>
+      </w:r>
+    </w:p>
+    <w:p>
+      <w:pPr>
+        <w:pStyle w:val="BodyText"/>
+        <w:numPr>
+          <w:ilvl w:val="1"/>
+          <w:numId w:val="11"/>
+        </w:numPr>
+        <w:rPr/>
+      </w:pPr>
+      <w:r>
+        <w:rPr/>
+        <w:t>Fairness</w:t>
+      </w:r>
+    </w:p>
+    <w:p>
+      <w:pPr>
+        <w:pStyle w:val="BodyText"/>
+        <w:numPr>
+          <w:ilvl w:val="1"/>
+          <w:numId w:val="11"/>
+        </w:numPr>
+        <w:rPr/>
+      </w:pPr>
+      <w:r>
+        <w:rPr/>
+        <w:t>Reliability and Safety</w:t>
+      </w:r>
+    </w:p>
+    <w:p>
+      <w:pPr>
+        <w:pStyle w:val="BodyText"/>
+        <w:numPr>
+          <w:ilvl w:val="1"/>
+          <w:numId w:val="11"/>
+        </w:numPr>
+        <w:rPr/>
+      </w:pPr>
+      <w:r>
+        <w:rPr/>
+        <w:t>Privacy/Security</w:t>
+      </w:r>
+    </w:p>
+    <w:p>
+      <w:pPr>
+        <w:pStyle w:val="BodyText"/>
+        <w:numPr>
+          <w:ilvl w:val="1"/>
+          <w:numId w:val="11"/>
+        </w:numPr>
+        <w:rPr/>
+      </w:pPr>
+      <w:r>
+        <w:rPr/>
+        <w:t>Inclusiveness</w:t>
+      </w:r>
+    </w:p>
+    <w:p>
+      <w:pPr>
+        <w:pStyle w:val="BodyText"/>
+        <w:numPr>
+          <w:ilvl w:val="1"/>
+          <w:numId w:val="11"/>
+        </w:numPr>
+        <w:rPr/>
+      </w:pPr>
+      <w:r>
+        <w:rPr/>
+        <w:t>Transparency</w:t>
+      </w:r>
+    </w:p>
+    <w:p>
+      <w:pPr>
+        <w:pStyle w:val="BodyText"/>
+        <w:numPr>
+          <w:ilvl w:val="1"/>
+          <w:numId w:val="11"/>
+        </w:numPr>
+        <w:spacing w:before="0" w:after="140"/>
+        <w:rPr/>
+      </w:pPr>
+      <w:r>
+        <w:rPr/>
+        <w:t>Accountability</w:t>
       </w:r>
     </w:p>
     <w:sectPr>
-      <w:type w:val="nextPage"/>
+      <w:type w:val="continuous"/>
       <w:pgSz w:w="12240" w:h="15840"/>
       <w:pgMar w:left="1134" w:right="1134" w:gutter="0" w:header="0" w:top="1134" w:footer="0" w:bottom="1134"/>
       <w:pgNumType w:fmt="decimal"/>
       <w:formProt w:val="false"/>
       <w:textDirection w:val="lrTb"/>
+      <w:docGrid w:type="default" w:linePitch="100" w:charSpace="0"/>
     </w:sectPr>
   </w:body>
 </w:document>
+</file>
+
+<file path=word/numbering.xml><?xml version="1.0" encoding="utf-8"?>
+<w:numbering xmlns:w="http://schemas.openxmlformats.org/wordprocessingml/2006/main" xmlns:o="urn:schemas-microsoft-com:office:office" xmlns:r="http://schemas.openxmlformats.org/officeDocument/2006/relationships" xmlns:v="urn:schemas-microsoft-com:vml" xmlns:mc="http://schemas.openxmlformats.org/markup-compatibility/2006" xmlns:w14="http://schemas.microsoft.com/office/word/2010/wordml" mc:Ignorable="w14">
+  <w:abstractNum w:abstractNumId="1">
+    <w:lvl w:ilvl="0">
+      <w:start w:val="1"/>
+      <w:pStyle w:val="Heading1"/>
+      <w:numFmt w:val="none"/>
+      <w:suff w:val="nothing"/>
+      <w:lvlText w:val=""/>
+      <w:lvlJc w:val="start"/>
+      <w:pPr>
+        <w:tabs>
+          <w:tab w:val="num" w:pos="0"/>
+        </w:tabs>
+        <w:ind w:start="0" w:hanging="0"/>
+      </w:pPr>
+    </w:lvl>
+    <w:lvl w:ilvl="1">
+      <w:start w:val="1"/>
+      <w:pStyle w:val="Heading2"/>
+      <w:numFmt w:val="none"/>
+      <w:suff w:val="nothing"/>
+      <w:lvlText w:val=""/>
+      <w:lvlJc w:val="start"/>
+      <w:pPr>
+        <w:tabs>
+          <w:tab w:val="num" w:pos="0"/>
+        </w:tabs>
+        <w:ind w:start="0" w:hanging="0"/>
+      </w:pPr>
+    </w:lvl>
+    <w:lvl w:ilvl="2">
+      <w:start w:val="1"/>
+      <w:pStyle w:val="Heading3"/>
+      <w:numFmt w:val="none"/>
+      <w:suff w:val="nothing"/>
+      <w:lvlText w:val=""/>
+      <w:lvlJc w:val="start"/>
+      <w:pPr>
+        <w:tabs>
+          <w:tab w:val="num" w:pos="0"/>
+        </w:tabs>
+        <w:ind w:start="0" w:hanging="0"/>
+      </w:pPr>
+    </w:lvl>
+    <w:lvl w:ilvl="3">
+      <w:start w:val="1"/>
+      <w:pStyle w:val="Heading4"/>
+      <w:numFmt w:val="none"/>
+      <w:suff w:val="nothing"/>
+      <w:lvlText w:val=""/>
+      <w:lvlJc w:val="start"/>
+      <w:pPr>
+        <w:tabs>
+          <w:tab w:val="num" w:pos="0"/>
+        </w:tabs>
+        <w:ind w:start="0" w:hanging="0"/>
+      </w:pPr>
+    </w:lvl>
+    <w:lvl w:ilvl="4">
+      <w:start w:val="1"/>
+      <w:pStyle w:val="Heading5"/>
+      <w:numFmt w:val="none"/>
+      <w:suff w:val="nothing"/>
+      <w:lvlText w:val=""/>
+      <w:lvlJc w:val="start"/>
+      <w:pPr>
+        <w:tabs>
+          <w:tab w:val="num" w:pos="0"/>
+        </w:tabs>
+        <w:ind w:start="0" w:hanging="0"/>
+      </w:pPr>
+    </w:lvl>
+    <w:lvl w:ilvl="5">
+      <w:start w:val="1"/>
+      <w:numFmt w:val="none"/>
+      <w:suff w:val="nothing"/>
+      <w:lvlText w:val=""/>
+      <w:lvlJc w:val="start"/>
+      <w:pPr>
+        <w:tabs>
+          <w:tab w:val="num" w:pos="0"/>
+        </w:tabs>
+        <w:ind w:start="0" w:hanging="0"/>
+      </w:pPr>
+    </w:lvl>
+    <w:lvl w:ilvl="6">
+      <w:start w:val="1"/>
+      <w:numFmt w:val="none"/>
+      <w:suff w:val="nothing"/>
+      <w:lvlText w:val=""/>
+      <w:lvlJc w:val="start"/>
+      <w:pPr>
+        <w:tabs>
+          <w:tab w:val="num" w:pos="0"/>
+        </w:tabs>
+        <w:ind w:start="0" w:hanging="0"/>
+      </w:pPr>
+    </w:lvl>
+    <w:lvl w:ilvl="7">
+      <w:start w:val="1"/>
+      <w:numFmt w:val="none"/>
+      <w:suff w:val="nothing"/>
+      <w:lvlText w:val=""/>
+      <w:lvlJc w:val="start"/>
+      <w:pPr>
+        <w:tabs>
+          <w:tab w:val="num" w:pos="0"/>
+        </w:tabs>
+        <w:ind w:start="0" w:hanging="0"/>
+      </w:pPr>
+    </w:lvl>
+    <w:lvl w:ilvl="8">
+      <w:start w:val="1"/>
+      <w:numFmt w:val="none"/>
+      <w:suff w:val="nothing"/>
+      <w:lvlText w:val=""/>
+      <w:lvlJc w:val="start"/>
+      <w:pPr>
+        <w:tabs>
+          <w:tab w:val="num" w:pos="0"/>
+        </w:tabs>
+        <w:ind w:start="0" w:hanging="0"/>
+      </w:pPr>
+    </w:lvl>
+  </w:abstractNum>
+  <w:abstractNum w:abstractNumId="2">
+    <w:lvl w:ilvl="0">
+      <w:start w:val="1"/>
+      <w:numFmt w:val="bullet"/>
+      <w:lvlText w:val=""/>
+      <w:lvlJc w:val="start"/>
+      <w:pPr>
+        <w:tabs>
+          <w:tab w:val="num" w:pos="720"/>
+        </w:tabs>
+        <w:ind w:start="720" w:hanging="360"/>
+      </w:pPr>
+      <w:rPr>
+        <w:rFonts w:ascii="Symbol" w:hAnsi="Symbol" w:cs="Symbol" w:hint="default"/>
+      </w:rPr>
+    </w:lvl>
+    <w:lvl w:ilvl="1">
+      <w:start w:val="1"/>
+      <w:numFmt w:val="bullet"/>
+      <w:lvlText w:val=""/>
+      <w:lvlJc w:val="start"/>
+      <w:pPr>
+        <w:tabs>
+          <w:tab w:val="num" w:pos="1080"/>
+        </w:tabs>
+        <w:ind w:start="1080" w:hanging="360"/>
+      </w:pPr>
+      <w:rPr>
+        <w:rFonts w:ascii="Symbol" w:hAnsi="Symbol" w:cs="Symbol" w:hint="default"/>
+      </w:rPr>
+    </w:lvl>
+    <w:lvl w:ilvl="2">
+      <w:start w:val="1"/>
+      <w:numFmt w:val="bullet"/>
+      <w:lvlText w:val=""/>
+      <w:lvlJc w:val="start"/>
+      <w:pPr>
+        <w:tabs>
+          <w:tab w:val="num" w:pos="1440"/>
+        </w:tabs>
+        <w:ind w:start="1440" w:hanging="360"/>
+      </w:pPr>
+      <w:rPr>
+        <w:rFonts w:ascii="Symbol" w:hAnsi="Symbol" w:cs="Symbol" w:hint="default"/>
+      </w:rPr>
+    </w:lvl>
+    <w:lvl w:ilvl="3">
+      <w:start w:val="1"/>
+      <w:numFmt w:val="bullet"/>
+      <w:lvlText w:val=""/>
+      <w:lvlJc w:val="start"/>
+      <w:pPr>
+        <w:tabs>
+          <w:tab w:val="num" w:pos="1800"/>
+        </w:tabs>
+        <w:ind w:start="1800" w:hanging="360"/>
+      </w:pPr>
+      <w:rPr>
+        <w:rFonts w:ascii="Symbol" w:hAnsi="Symbol" w:cs="Symbol" w:hint="default"/>
+      </w:rPr>
+    </w:lvl>
+    <w:lvl w:ilvl="4">
+      <w:start w:val="1"/>
+      <w:numFmt w:val="bullet"/>
+      <w:lvlText w:val=""/>
+      <w:lvlJc w:val="start"/>
+      <w:pPr>
+        <w:tabs>
+          <w:tab w:val="num" w:pos="2160"/>
+        </w:tabs>
+        <w:ind w:start="2160" w:hanging="360"/>
+      </w:pPr>
+      <w:rPr>
+        <w:rFonts w:ascii="Symbol" w:hAnsi="Symbol" w:cs="Symbol" w:hint="default"/>
+      </w:rPr>
+    </w:lvl>
+    <w:lvl w:ilvl="5">
+      <w:start w:val="1"/>
+      <w:numFmt w:val="bullet"/>
+      <w:lvlText w:val=""/>
+      <w:lvlJc w:val="start"/>
+      <w:pPr>
+        <w:tabs>
+          <w:tab w:val="num" w:pos="2520"/>
+        </w:tabs>
+        <w:ind w:start="2520" w:hanging="360"/>
+      </w:pPr>
+      <w:rPr>
+        <w:rFonts w:ascii="Symbol" w:hAnsi="Symbol" w:cs="Symbol" w:hint="default"/>
+      </w:rPr>
+    </w:lvl>
+    <w:lvl w:ilvl="6">
+      <w:start w:val="1"/>
+      <w:numFmt w:val="bullet"/>
+      <w:lvlText w:val=""/>
+      <w:lvlJc w:val="start"/>
+      <w:pPr>
+        <w:tabs>
+          <w:tab w:val="num" w:pos="2880"/>
+        </w:tabs>
+        <w:ind w:start="2880" w:hanging="360"/>
+      </w:pPr>
+      <w:rPr>
+        <w:rFonts w:ascii="Symbol" w:hAnsi="Symbol" w:cs="Symbol" w:hint="default"/>
+      </w:rPr>
+    </w:lvl>
+    <w:lvl w:ilvl="7">
+      <w:start w:val="1"/>
+      <w:numFmt w:val="bullet"/>
+      <w:lvlText w:val=""/>
+      <w:lvlJc w:val="start"/>
+      <w:pPr>
+        <w:tabs>
+          <w:tab w:val="num" w:pos="3240"/>
+        </w:tabs>
+        <w:ind w:start="3240" w:hanging="360"/>
+      </w:pPr>
+      <w:rPr>
+        <w:rFonts w:ascii="Symbol" w:hAnsi="Symbol" w:cs="Symbol" w:hint="default"/>
+      </w:rPr>
+    </w:lvl>
+    <w:lvl w:ilvl="8">
+      <w:start w:val="1"/>
+      <w:numFmt w:val="bullet"/>
+      <w:lvlText w:val=""/>
+      <w:lvlJc w:val="start"/>
+      <w:pPr>
+        <w:tabs>
+          <w:tab w:val="num" w:pos="3600"/>
+        </w:tabs>
+        <w:ind w:start="3600" w:hanging="360"/>
+      </w:pPr>
+      <w:rPr>
+        <w:rFonts w:ascii="Symbol" w:hAnsi="Symbol" w:cs="Symbol" w:hint="default"/>
+      </w:rPr>
+    </w:lvl>
+  </w:abstractNum>
+  <w:abstractNum w:abstractNumId="3">
+    <w:lvl w:ilvl="0">
+      <w:start w:val="1"/>
+      <w:numFmt w:val="bullet"/>
+      <w:lvlText w:val=""/>
+      <w:lvlJc w:val="start"/>
+      <w:pPr>
+        <w:tabs>
+          <w:tab w:val="num" w:pos="720"/>
+        </w:tabs>
+        <w:ind w:start="720" w:hanging="360"/>
+      </w:pPr>
+      <w:rPr>
+        <w:rFonts w:ascii="Symbol" w:hAnsi="Symbol" w:cs="Symbol" w:hint="default"/>
+      </w:rPr>
+    </w:lvl>
+    <w:lvl w:ilvl="1">
+      <w:start w:val="1"/>
+      <w:numFmt w:val="bullet"/>
+      <w:lvlText w:val=""/>
+      <w:lvlJc w:val="start"/>
+      <w:pPr>
+        <w:tabs>
+          <w:tab w:val="num" w:pos="1080"/>
+        </w:tabs>
+        <w:ind w:start="1080" w:hanging="360"/>
+      </w:pPr>
+      <w:rPr>
+        <w:rFonts w:ascii="Symbol" w:hAnsi="Symbol" w:cs="Symbol" w:hint="default"/>
+      </w:rPr>
+    </w:lvl>
+    <w:lvl w:ilvl="2">
+      <w:start w:val="1"/>
+      <w:numFmt w:val="bullet"/>
+      <w:lvlText w:val=""/>
+      <w:lvlJc w:val="start"/>
+      <w:pPr>
+        <w:tabs>
+          <w:tab w:val="num" w:pos="1440"/>
+        </w:tabs>
+        <w:ind w:start="1440" w:hanging="360"/>
+      </w:pPr>
+      <w:rPr>
+        <w:rFonts w:ascii="Symbol" w:hAnsi="Symbol" w:cs="Symbol" w:hint="default"/>
+      </w:rPr>
+    </w:lvl>
+    <w:lvl w:ilvl="3">
+      <w:start w:val="1"/>
+      <w:numFmt w:val="bullet"/>
+      <w:lvlText w:val=""/>
+      <w:lvlJc w:val="start"/>
+      <w:pPr>
+        <w:tabs>
+          <w:tab w:val="num" w:pos="1800"/>
+        </w:tabs>
+        <w:ind w:start="1800" w:hanging="360"/>
+      </w:pPr>
+      <w:rPr>
+        <w:rFonts w:ascii="Symbol" w:hAnsi="Symbol" w:cs="Symbol" w:hint="default"/>
+      </w:rPr>
+    </w:lvl>
+    <w:lvl w:ilvl="4">
+      <w:start w:val="1"/>
+      <w:numFmt w:val="bullet"/>
+      <w:lvlText w:val=""/>
+      <w:lvlJc w:val="start"/>
+      <w:pPr>
+        <w:tabs>
+          <w:tab w:val="num" w:pos="2160"/>
+        </w:tabs>
+        <w:ind w:start="2160" w:hanging="360"/>
+      </w:pPr>
+      <w:rPr>
+        <w:rFonts w:ascii="Symbol" w:hAnsi="Symbol" w:cs="Symbol" w:hint="default"/>
+      </w:rPr>
+    </w:lvl>
+    <w:lvl w:ilvl="5">
+      <w:start w:val="1"/>
+      <w:numFmt w:val="bullet"/>
+      <w:lvlText w:val=""/>
+      <w:lvlJc w:val="start"/>
+      <w:pPr>
+        <w:tabs>
+          <w:tab w:val="num" w:pos="2520"/>
+        </w:tabs>
+        <w:ind w:start="2520" w:hanging="360"/>
+      </w:pPr>
+      <w:rPr>
+        <w:rFonts w:ascii="Symbol" w:hAnsi="Symbol" w:cs="Symbol" w:hint="default"/>
+      </w:rPr>
+    </w:lvl>
+    <w:lvl w:ilvl="6">
+      <w:start w:val="1"/>
+      <w:numFmt w:val="bullet"/>
+      <w:lvlText w:val=""/>
+      <w:lvlJc w:val="start"/>
+      <w:pPr>
+        <w:tabs>
+          <w:tab w:val="num" w:pos="2880"/>
+        </w:tabs>
+        <w:ind w:start="2880" w:hanging="360"/>
+      </w:pPr>
+      <w:rPr>
+        <w:rFonts w:ascii="Symbol" w:hAnsi="Symbol" w:cs="Symbol" w:hint="default"/>
+      </w:rPr>
+    </w:lvl>
+    <w:lvl w:ilvl="7">
+      <w:start w:val="1"/>
+      <w:numFmt w:val="bullet"/>
+      <w:lvlText w:val=""/>
+      <w:lvlJc w:val="start"/>
+      <w:pPr>
+        <w:tabs>
+          <w:tab w:val="num" w:pos="3240"/>
+        </w:tabs>
+        <w:ind w:start="3240" w:hanging="360"/>
+      </w:pPr>
+      <w:rPr>
+        <w:rFonts w:ascii="Symbol" w:hAnsi="Symbol" w:cs="Symbol" w:hint="default"/>
+      </w:rPr>
+    </w:lvl>
+    <w:lvl w:ilvl="8">
+      <w:start w:val="1"/>
+      <w:numFmt w:val="bullet"/>
+      <w:lvlText w:val=""/>
+      <w:lvlJc w:val="start"/>
+      <w:pPr>
+        <w:tabs>
+          <w:tab w:val="num" w:pos="3600"/>
+        </w:tabs>
+        <w:ind w:start="3600" w:hanging="360"/>
+      </w:pPr>
+      <w:rPr>
+        <w:rFonts w:ascii="Symbol" w:hAnsi="Symbol" w:cs="Symbol" w:hint="default"/>
+      </w:rPr>
+    </w:lvl>
+  </w:abstractNum>
+  <w:abstractNum w:abstractNumId="4">
+    <w:lvl w:ilvl="0">
+      <w:start w:val="1"/>
+      <w:numFmt w:val="decimal"/>
+      <w:lvlText w:val="%1."/>
+      <w:lvlJc w:val="start"/>
+      <w:pPr>
+        <w:tabs>
+          <w:tab w:val="num" w:pos="720"/>
+        </w:tabs>
+        <w:ind w:start="720" w:hanging="360"/>
+      </w:pPr>
+      <w:rPr/>
+    </w:lvl>
+    <w:lvl w:ilvl="1">
+      <w:start w:val="1"/>
+      <w:numFmt w:val="decimal"/>
+      <w:lvlText w:val="%2."/>
+      <w:lvlJc w:val="start"/>
+      <w:pPr>
+        <w:tabs>
+          <w:tab w:val="num" w:pos="1080"/>
+        </w:tabs>
+        <w:ind w:start="1080" w:hanging="360"/>
+      </w:pPr>
+      <w:rPr/>
+    </w:lvl>
+    <w:lvl w:ilvl="2">
+      <w:start w:val="1"/>
+      <w:numFmt w:val="decimal"/>
+      <w:lvlText w:val="%3."/>
+      <w:lvlJc w:val="start"/>
+      <w:pPr>
+        <w:tabs>
+          <w:tab w:val="num" w:pos="1440"/>
+        </w:tabs>
+        <w:ind w:start="1440" w:hanging="360"/>
+      </w:pPr>
+      <w:rPr/>
+    </w:lvl>
+    <w:lvl w:ilvl="3">
+      <w:start w:val="1"/>
+      <w:numFmt w:val="decimal"/>
+      <w:lvlText w:val="%4."/>
+      <w:lvlJc w:val="start"/>
+      <w:pPr>
+        <w:tabs>
+          <w:tab w:val="num" w:pos="1800"/>
+        </w:tabs>
+        <w:ind w:start="1800" w:hanging="360"/>
+      </w:pPr>
+      <w:rPr/>
+    </w:lvl>
+    <w:lvl w:ilvl="4">
+      <w:start w:val="1"/>
+      <w:numFmt w:val="decimal"/>
+      <w:lvlText w:val="%5."/>
+      <w:lvlJc w:val="start"/>
+      <w:pPr>
+        <w:tabs>
+          <w:tab w:val="num" w:pos="2160"/>
+        </w:tabs>
+        <w:ind w:start="2160" w:hanging="360"/>
+      </w:pPr>
+      <w:rPr/>
+    </w:lvl>
+    <w:lvl w:ilvl="5">
+      <w:start w:val="1"/>
+      <w:numFmt w:val="decimal"/>
+      <w:lvlText w:val="%6."/>
+      <w:lvlJc w:val="start"/>
+      <w:pPr>
+        <w:tabs>
+          <w:tab w:val="num" w:pos="2520"/>
+        </w:tabs>
+        <w:ind w:start="2520" w:hanging="360"/>
+      </w:pPr>
+      <w:rPr/>
+    </w:lvl>
+    <w:lvl w:ilvl="6">
+      <w:start w:val="1"/>
+      <w:numFmt w:val="decimal"/>
+      <w:lvlText w:val="%7."/>
+      <w:lvlJc w:val="start"/>
+      <w:pPr>
+        <w:tabs>
+          <w:tab w:val="num" w:pos="2880"/>
+        </w:tabs>
+        <w:ind w:start="2880" w:hanging="360"/>
+      </w:pPr>
+      <w:rPr/>
+    </w:lvl>
+    <w:lvl w:ilvl="7">
+      <w:start w:val="1"/>
+      <w:numFmt w:val="decimal"/>
+      <w:lvlText w:val="%8."/>
+      <w:lvlJc w:val="start"/>
+      <w:pPr>
+        <w:tabs>
+          <w:tab w:val="num" w:pos="3240"/>
+        </w:tabs>
+        <w:ind w:start="3240" w:hanging="360"/>
+      </w:pPr>
+      <w:rPr/>
+    </w:lvl>
+    <w:lvl w:ilvl="8">
+      <w:start w:val="1"/>
+      <w:numFmt w:val="decimal"/>
+      <w:lvlText w:val="%9."/>
+      <w:lvlJc w:val="start"/>
+      <w:pPr>
+        <w:tabs>
+          <w:tab w:val="num" w:pos="3600"/>
+        </w:tabs>
+        <w:ind w:start="3600" w:hanging="360"/>
+      </w:pPr>
+      <w:rPr/>
+    </w:lvl>
+  </w:abstractNum>
+  <w:abstractNum w:abstractNumId="5">
+    <w:lvl w:ilvl="0">
+      <w:start w:val="1"/>
+      <w:numFmt w:val="bullet"/>
+      <w:lvlText w:val=""/>
+      <w:lvlJc w:val="start"/>
+      <w:pPr>
+        <w:tabs>
+          <w:tab w:val="num" w:pos="720"/>
+        </w:tabs>
+        <w:ind w:start="720" w:hanging="360"/>
+      </w:pPr>
+      <w:rPr>
+        <w:rFonts w:ascii="Symbol" w:hAnsi="Symbol" w:cs="Symbol" w:hint="default"/>
+      </w:rPr>
+    </w:lvl>
+    <w:lvl w:ilvl="1">
+      <w:start w:val="1"/>
+      <w:numFmt w:val="bullet"/>
+      <w:lvlText w:val=""/>
+      <w:lvlJc w:val="start"/>
+      <w:pPr>
+        <w:tabs>
+          <w:tab w:val="num" w:pos="1080"/>
+        </w:tabs>
+        <w:ind w:start="1080" w:hanging="360"/>
+      </w:pPr>
+      <w:rPr>
+        <w:rFonts w:ascii="Symbol" w:hAnsi="Symbol" w:cs="Symbol" w:hint="default"/>
+      </w:rPr>
+    </w:lvl>
+    <w:lvl w:ilvl="2">
+      <w:start w:val="1"/>
+      <w:numFmt w:val="bullet"/>
+      <w:lvlText w:val=""/>
+      <w:lvlJc w:val="start"/>
+      <w:pPr>
+        <w:tabs>
+          <w:tab w:val="num" w:pos="1440"/>
+        </w:tabs>
+        <w:ind w:start="1440" w:hanging="360"/>
+      </w:pPr>
+      <w:rPr>
+        <w:rFonts w:ascii="Symbol" w:hAnsi="Symbol" w:cs="Symbol" w:hint="default"/>
+      </w:rPr>
+    </w:lvl>
+    <w:lvl w:ilvl="3">
+      <w:start w:val="1"/>
+      <w:numFmt w:val="bullet"/>
+      <w:lvlText w:val=""/>
+      <w:lvlJc w:val="start"/>
+      <w:pPr>
+        <w:tabs>
+          <w:tab w:val="num" w:pos="1800"/>
+        </w:tabs>
+        <w:ind w:start="1800" w:hanging="360"/>
+      </w:pPr>
+      <w:rPr>
+        <w:rFonts w:ascii="Symbol" w:hAnsi="Symbol" w:cs="Symbol" w:hint="default"/>
+      </w:rPr>
+    </w:lvl>
+    <w:lvl w:ilvl="4">
+      <w:start w:val="1"/>
+      <w:numFmt w:val="bullet"/>
+      <w:lvlText w:val=""/>
+      <w:lvlJc w:val="start"/>
+      <w:pPr>
+        <w:tabs>
+          <w:tab w:val="num" w:pos="2160"/>
+        </w:tabs>
+        <w:ind w:start="2160" w:hanging="360"/>
+      </w:pPr>
+      <w:rPr>
+        <w:rFonts w:ascii="Symbol" w:hAnsi="Symbol" w:cs="Symbol" w:hint="default"/>
+      </w:rPr>
+    </w:lvl>
+    <w:lvl w:ilvl="5">
+      <w:start w:val="1"/>
+      <w:numFmt w:val="bullet"/>
+      <w:lvlText w:val=""/>
+      <w:lvlJc w:val="start"/>
+      <w:pPr>
+        <w:tabs>
+          <w:tab w:val="num" w:pos="2520"/>
+        </w:tabs>
+        <w:ind w:start="2520" w:hanging="360"/>
+      </w:pPr>
+      <w:rPr>
+        <w:rFonts w:ascii="Symbol" w:hAnsi="Symbol" w:cs="Symbol" w:hint="default"/>
+      </w:rPr>
+    </w:lvl>
+    <w:lvl w:ilvl="6">
+      <w:start w:val="1"/>
+      <w:numFmt w:val="bullet"/>
+      <w:lvlText w:val=""/>
+      <w:lvlJc w:val="start"/>
+      <w:pPr>
+        <w:tabs>
+          <w:tab w:val="num" w:pos="2880"/>
+        </w:tabs>
+        <w:ind w:start="2880" w:hanging="360"/>
+      </w:pPr>
+      <w:rPr>
+        <w:rFonts w:ascii="Symbol" w:hAnsi="Symbol" w:cs="Symbol" w:hint="default"/>
+      </w:rPr>
+    </w:lvl>
+    <w:lvl w:ilvl="7">
+      <w:start w:val="1"/>
+      <w:numFmt w:val="bullet"/>
+      <w:lvlText w:val=""/>
+      <w:lvlJc w:val="start"/>
+      <w:pPr>
+        <w:tabs>
+          <w:tab w:val="num" w:pos="3240"/>
+        </w:tabs>
+        <w:ind w:start="3240" w:hanging="360"/>
+      </w:pPr>
+      <w:rPr>
+        <w:rFonts w:ascii="Symbol" w:hAnsi="Symbol" w:cs="Symbol" w:hint="default"/>
+      </w:rPr>
+    </w:lvl>
+    <w:lvl w:ilvl="8">
+      <w:start w:val="1"/>
+      <w:numFmt w:val="bullet"/>
+      <w:lvlText w:val=""/>
+      <w:lvlJc w:val="start"/>
+      <w:pPr>
+        <w:tabs>
+          <w:tab w:val="num" w:pos="3600"/>
+        </w:tabs>
+        <w:ind w:start="3600" w:hanging="360"/>
+      </w:pPr>
+      <w:rPr>
+        <w:rFonts w:ascii="Symbol" w:hAnsi="Symbol" w:cs="Symbol" w:hint="default"/>
+      </w:rPr>
+    </w:lvl>
+  </w:abstractNum>
+  <w:abstractNum w:abstractNumId="6">
+    <w:lvl w:ilvl="0">
+      <w:start w:val="1"/>
+      <w:numFmt w:val="bullet"/>
+      <w:lvlText w:val=""/>
+      <w:lvlJc w:val="start"/>
+      <w:pPr>
+        <w:tabs>
+          <w:tab w:val="num" w:pos="720"/>
+        </w:tabs>
+        <w:ind w:start="720" w:hanging="360"/>
+      </w:pPr>
+      <w:rPr>
+        <w:rFonts w:ascii="Symbol" w:hAnsi="Symbol" w:cs="Symbol" w:hint="default"/>
+      </w:rPr>
+    </w:lvl>
+    <w:lvl w:ilvl="1">
+      <w:start w:val="1"/>
+      <w:numFmt w:val="bullet"/>
+      <w:lvlText w:val=""/>
+      <w:lvlJc w:val="start"/>
+      <w:pPr>
+        <w:tabs>
+          <w:tab w:val="num" w:pos="1080"/>
+        </w:tabs>
+        <w:ind w:start="1080" w:hanging="360"/>
+      </w:pPr>
+      <w:rPr>
+        <w:rFonts w:ascii="Symbol" w:hAnsi="Symbol" w:cs="Symbol" w:hint="default"/>
+      </w:rPr>
+    </w:lvl>
+    <w:lvl w:ilvl="2">
+      <w:start w:val="1"/>
+      <w:numFmt w:val="bullet"/>
+      <w:lvlText w:val=""/>
+      <w:lvlJc w:val="start"/>
+      <w:pPr>
+        <w:tabs>
+          <w:tab w:val="num" w:pos="1440"/>
+        </w:tabs>
+        <w:ind w:start="1440" w:hanging="360"/>
+      </w:pPr>
+      <w:rPr>
+        <w:rFonts w:ascii="Symbol" w:hAnsi="Symbol" w:cs="Symbol" w:hint="default"/>
+      </w:rPr>
+    </w:lvl>
+    <w:lvl w:ilvl="3">
+      <w:start w:val="1"/>
+      <w:numFmt w:val="bullet"/>
+      <w:lvlText w:val=""/>
+      <w:lvlJc w:val="start"/>
+      <w:pPr>
+        <w:tabs>
+          <w:tab w:val="num" w:pos="1800"/>
+        </w:tabs>
+        <w:ind w:start="1800" w:hanging="360"/>
+      </w:pPr>
+      <w:rPr>
+        <w:rFonts w:ascii="Symbol" w:hAnsi="Symbol" w:cs="Symbol" w:hint="default"/>
+      </w:rPr>
+    </w:lvl>
+    <w:lvl w:ilvl="4">
+      <w:start w:val="1"/>
+      <w:numFmt w:val="bullet"/>
+      <w:lvlText w:val=""/>
+      <w:lvlJc w:val="start"/>
+      <w:pPr>
+        <w:tabs>
+          <w:tab w:val="num" w:pos="2160"/>
+        </w:tabs>
+        <w:ind w:start="2160" w:hanging="360"/>
+      </w:pPr>
+      <w:rPr>
+        <w:rFonts w:ascii="Symbol" w:hAnsi="Symbol" w:cs="Symbol" w:hint="default"/>
+      </w:rPr>
+    </w:lvl>
+    <w:lvl w:ilvl="5">
+      <w:start w:val="1"/>
+      <w:numFmt w:val="bullet"/>
+      <w:lvlText w:val=""/>
+      <w:lvlJc w:val="start"/>
+      <w:pPr>
+        <w:tabs>
+          <w:tab w:val="num" w:pos="2520"/>
+        </w:tabs>
+        <w:ind w:start="2520" w:hanging="360"/>
+      </w:pPr>
+      <w:rPr>
+        <w:rFonts w:ascii="Symbol" w:hAnsi="Symbol" w:cs="Symbol" w:hint="default"/>
+      </w:rPr>
+    </w:lvl>
+    <w:lvl w:ilvl="6">
+      <w:start w:val="1"/>
+      <w:numFmt w:val="bullet"/>
+      <w:lvlText w:val=""/>
+      <w:lvlJc w:val="start"/>
+      <w:pPr>
+        <w:tabs>
+          <w:tab w:val="num" w:pos="2880"/>
+        </w:tabs>
+        <w:ind w:start="2880" w:hanging="360"/>
+      </w:pPr>
+      <w:rPr>
+        <w:rFonts w:ascii="Symbol" w:hAnsi="Symbol" w:cs="Symbol" w:hint="default"/>
+      </w:rPr>
+    </w:lvl>
+    <w:lvl w:ilvl="7">
+      <w:start w:val="1"/>
+      <w:numFmt w:val="bullet"/>
+      <w:lvlText w:val=""/>
+      <w:lvlJc w:val="start"/>
+      <w:pPr>
+        <w:tabs>
+          <w:tab w:val="num" w:pos="3240"/>
+        </w:tabs>
+        <w:ind w:start="3240" w:hanging="360"/>
+      </w:pPr>
+      <w:rPr>
+        <w:rFonts w:ascii="Symbol" w:hAnsi="Symbol" w:cs="Symbol" w:hint="default"/>
+      </w:rPr>
+    </w:lvl>
+    <w:lvl w:ilvl="8">
+      <w:start w:val="1"/>
+      <w:numFmt w:val="bullet"/>
+      <w:lvlText w:val=""/>
+      <w:lvlJc w:val="start"/>
+      <w:pPr>
+        <w:tabs>
+          <w:tab w:val="num" w:pos="3600"/>
+        </w:tabs>
+        <w:ind w:start="3600" w:hanging="360"/>
+      </w:pPr>
+      <w:rPr>
+        <w:rFonts w:ascii="Symbol" w:hAnsi="Symbol" w:cs="Symbol" w:hint="default"/>
+      </w:rPr>
+    </w:lvl>
+  </w:abstractNum>
+  <w:abstractNum w:abstractNumId="7">
+    <w:lvl w:ilvl="0">
+      <w:start w:val="1"/>
+      <w:numFmt w:val="bullet"/>
+      <w:lvlText w:val=""/>
+      <w:lvlJc w:val="start"/>
+      <w:pPr>
+        <w:tabs>
+          <w:tab w:val="num" w:pos="720"/>
+        </w:tabs>
+        <w:ind w:start="720" w:hanging="360"/>
+      </w:pPr>
+      <w:rPr>
+        <w:rFonts w:ascii="Symbol" w:hAnsi="Symbol" w:cs="Symbol" w:hint="default"/>
+      </w:rPr>
+    </w:lvl>
+    <w:lvl w:ilvl="1">
+      <w:start w:val="1"/>
+      <w:numFmt w:val="bullet"/>
+      <w:lvlText w:val=""/>
+      <w:lvlJc w:val="start"/>
+      <w:pPr>
+        <w:tabs>
+          <w:tab w:val="num" w:pos="1080"/>
+        </w:tabs>
+        <w:ind w:start="1080" w:hanging="360"/>
+      </w:pPr>
+      <w:rPr>
+        <w:rFonts w:ascii="Symbol" w:hAnsi="Symbol" w:cs="Symbol" w:hint="default"/>
+      </w:rPr>
+    </w:lvl>
+    <w:lvl w:ilvl="2">
+      <w:start w:val="1"/>
+      <w:numFmt w:val="bullet"/>
+      <w:lvlText w:val=""/>
+      <w:lvlJc w:val="start"/>
+      <w:pPr>
+        <w:tabs>
+          <w:tab w:val="num" w:pos="1440"/>
+        </w:tabs>
+        <w:ind w:start="1440" w:hanging="360"/>
+      </w:pPr>
+      <w:rPr>
+        <w:rFonts w:ascii="Symbol" w:hAnsi="Symbol" w:cs="Symbol" w:hint="default"/>
+      </w:rPr>
+    </w:lvl>
+    <w:lvl w:ilvl="3">
+      <w:start w:val="1"/>
+      <w:numFmt w:val="bullet"/>
+      <w:lvlText w:val=""/>
+      <w:lvlJc w:val="start"/>
+      <w:pPr>
+        <w:tabs>
+          <w:tab w:val="num" w:pos="1800"/>
+        </w:tabs>
+        <w:ind w:start="1800" w:hanging="360"/>
+      </w:pPr>
+      <w:rPr>
+        <w:rFonts w:ascii="Symbol" w:hAnsi="Symbol" w:cs="Symbol" w:hint="default"/>
+      </w:rPr>
+    </w:lvl>
+    <w:lvl w:ilvl="4">
+      <w:start w:val="1"/>
+      <w:numFmt w:val="bullet"/>
+      <w:lvlText w:val=""/>
+      <w:lvlJc w:val="start"/>
+      <w:pPr>
+        <w:tabs>
+          <w:tab w:val="num" w:pos="2160"/>
+        </w:tabs>
+        <w:ind w:start="2160" w:hanging="360"/>
+      </w:pPr>
+      <w:rPr>
+        <w:rFonts w:ascii="Symbol" w:hAnsi="Symbol" w:cs="Symbol" w:hint="default"/>
+      </w:rPr>
+    </w:lvl>
+    <w:lvl w:ilvl="5">
+      <w:start w:val="1"/>
+      <w:numFmt w:val="bullet"/>
+      <w:lvlText w:val=""/>
+      <w:lvlJc w:val="start"/>
+      <w:pPr>
+        <w:tabs>
+          <w:tab w:val="num" w:pos="2520"/>
+        </w:tabs>
+        <w:ind w:start="2520" w:hanging="360"/>
+      </w:pPr>
+      <w:rPr>
+        <w:rFonts w:ascii="Symbol" w:hAnsi="Symbol" w:cs="Symbol" w:hint="default"/>
+      </w:rPr>
+    </w:lvl>
+    <w:lvl w:ilvl="6">
+      <w:start w:val="1"/>
+      <w:numFmt w:val="bullet"/>
+      <w:lvlText w:val=""/>
+      <w:lvlJc w:val="start"/>
+      <w:pPr>
+        <w:tabs>
+          <w:tab w:val="num" w:pos="2880"/>
+        </w:tabs>
+        <w:ind w:start="2880" w:hanging="360"/>
+      </w:pPr>
+      <w:rPr>
+        <w:rFonts w:ascii="Symbol" w:hAnsi="Symbol" w:cs="Symbol" w:hint="default"/>
+      </w:rPr>
+    </w:lvl>
+    <w:lvl w:ilvl="7">
+      <w:start w:val="1"/>
+      <w:numFmt w:val="bullet"/>
+      <w:lvlText w:val=""/>
+      <w:lvlJc w:val="start"/>
+      <w:pPr>
+        <w:tabs>
+          <w:tab w:val="num" w:pos="3240"/>
+        </w:tabs>
+        <w:ind w:start="3240" w:hanging="360"/>
+      </w:pPr>
+      <w:rPr>
+        <w:rFonts w:ascii="Symbol" w:hAnsi="Symbol" w:cs="Symbol" w:hint="default"/>
+      </w:rPr>
+    </w:lvl>
+    <w:lvl w:ilvl="8">
+      <w:start w:val="1"/>
+      <w:numFmt w:val="bullet"/>
+      <w:lvlText w:val=""/>
+      <w:lvlJc w:val="start"/>
+      <w:pPr>
+        <w:tabs>
+          <w:tab w:val="num" w:pos="3600"/>
+        </w:tabs>
+        <w:ind w:start="3600" w:hanging="360"/>
+      </w:pPr>
+      <w:rPr>
+        <w:rFonts w:ascii="Symbol" w:hAnsi="Symbol" w:cs="Symbol" w:hint="default"/>
+      </w:rPr>
+    </w:lvl>
+  </w:abstractNum>
+  <w:abstractNum w:abstractNumId="8">
+    <w:lvl w:ilvl="0">
+      <w:start w:val="1"/>
+      <w:numFmt w:val="bullet"/>
+      <w:lvlText w:val=""/>
+      <w:lvlJc w:val="start"/>
+      <w:pPr>
+        <w:tabs>
+          <w:tab w:val="num" w:pos="720"/>
+        </w:tabs>
+        <w:ind w:start="720" w:hanging="360"/>
+      </w:pPr>
+      <w:rPr>
+        <w:rFonts w:ascii="Symbol" w:hAnsi="Symbol" w:cs="Symbol" w:hint="default"/>
+      </w:rPr>
+    </w:lvl>
+    <w:lvl w:ilvl="1">
+      <w:start w:val="1"/>
+      <w:numFmt w:val="bullet"/>
+      <w:lvlText w:val=""/>
+      <w:lvlJc w:val="start"/>
+      <w:pPr>
+        <w:tabs>
+          <w:tab w:val="num" w:pos="1080"/>
+        </w:tabs>
+        <w:ind w:start="1080" w:hanging="360"/>
+      </w:pPr>
+      <w:rPr>
+        <w:rFonts w:ascii="Symbol" w:hAnsi="Symbol" w:cs="Symbol" w:hint="default"/>
+      </w:rPr>
+    </w:lvl>
+    <w:lvl w:ilvl="2">
+      <w:start w:val="1"/>
+      <w:numFmt w:val="bullet"/>
+      <w:lvlText w:val=""/>
+      <w:lvlJc w:val="start"/>
+      <w:pPr>
+        <w:tabs>
+          <w:tab w:val="num" w:pos="1440"/>
+        </w:tabs>
+        <w:ind w:start="1440" w:hanging="360"/>
+      </w:pPr>
+      <w:rPr>
+        <w:rFonts w:ascii="Symbol" w:hAnsi="Symbol" w:cs="Symbol" w:hint="default"/>
+      </w:rPr>
+    </w:lvl>
+    <w:lvl w:ilvl="3">
+      <w:start w:val="1"/>
+      <w:numFmt w:val="bullet"/>
+      <w:lvlText w:val=""/>
+      <w:lvlJc w:val="start"/>
+      <w:pPr>
+        <w:tabs>
+          <w:tab w:val="num" w:pos="1800"/>
+        </w:tabs>
+        <w:ind w:start="1800" w:hanging="360"/>
+      </w:pPr>
+      <w:rPr>
+        <w:rFonts w:ascii="Symbol" w:hAnsi="Symbol" w:cs="Symbol" w:hint="default"/>
+      </w:rPr>
+    </w:lvl>
+    <w:lvl w:ilvl="4">
+      <w:start w:val="1"/>
+      <w:numFmt w:val="bullet"/>
+      <w:lvlText w:val=""/>
+      <w:lvlJc w:val="start"/>
+      <w:pPr>
+        <w:tabs>
+          <w:tab w:val="num" w:pos="2160"/>
+        </w:tabs>
+        <w:ind w:start="2160" w:hanging="360"/>
+      </w:pPr>
+      <w:rPr>
+        <w:rFonts w:ascii="Symbol" w:hAnsi="Symbol" w:cs="Symbol" w:hint="default"/>
+      </w:rPr>
+    </w:lvl>
+    <w:lvl w:ilvl="5">
+      <w:start w:val="1"/>
+      <w:numFmt w:val="bullet"/>
+      <w:lvlText w:val=""/>
+      <w:lvlJc w:val="start"/>
+      <w:pPr>
+        <w:tabs>
+          <w:tab w:val="num" w:pos="2520"/>
+        </w:tabs>
+        <w:ind w:start="2520" w:hanging="360"/>
+      </w:pPr>
+      <w:rPr>
+        <w:rFonts w:ascii="Symbol" w:hAnsi="Symbol" w:cs="Symbol" w:hint="default"/>
+      </w:rPr>
+    </w:lvl>
+    <w:lvl w:ilvl="6">
+      <w:start w:val="1"/>
+      <w:numFmt w:val="bullet"/>
+      <w:lvlText w:val=""/>
+      <w:lvlJc w:val="start"/>
+      <w:pPr>
+        <w:tabs>
+          <w:tab w:val="num" w:pos="2880"/>
+        </w:tabs>
+        <w:ind w:start="2880" w:hanging="360"/>
+      </w:pPr>
+      <w:rPr>
+        <w:rFonts w:ascii="Symbol" w:hAnsi="Symbol" w:cs="Symbol" w:hint="default"/>
+      </w:rPr>
+    </w:lvl>
+    <w:lvl w:ilvl="7">
+      <w:start w:val="1"/>
+      <w:numFmt w:val="bullet"/>
+      <w:lvlText w:val=""/>
+      <w:lvlJc w:val="start"/>
+      <w:pPr>
+        <w:tabs>
+          <w:tab w:val="num" w:pos="3240"/>
+        </w:tabs>
+        <w:ind w:start="3240" w:hanging="360"/>
+      </w:pPr>
+      <w:rPr>
+        <w:rFonts w:ascii="Symbol" w:hAnsi="Symbol" w:cs="Symbol" w:hint="default"/>
+      </w:rPr>
+    </w:lvl>
+    <w:lvl w:ilvl="8">
+      <w:start w:val="1"/>
+      <w:numFmt w:val="bullet"/>
+      <w:lvlText w:val=""/>
+      <w:lvlJc w:val="start"/>
+      <w:pPr>
+        <w:tabs>
+          <w:tab w:val="num" w:pos="3600"/>
+        </w:tabs>
+        <w:ind w:start="3600" w:hanging="360"/>
+      </w:pPr>
+      <w:rPr>
+        <w:rFonts w:ascii="Symbol" w:hAnsi="Symbol" w:cs="Symbol" w:hint="default"/>
+      </w:rPr>
+    </w:lvl>
+  </w:abstractNum>
+  <w:abstractNum w:abstractNumId="9">
+    <w:lvl w:ilvl="0">
+      <w:start w:val="1"/>
+      <w:numFmt w:val="bullet"/>
+      <w:lvlText w:val=""/>
+      <w:lvlJc w:val="start"/>
+      <w:pPr>
+        <w:tabs>
+          <w:tab w:val="num" w:pos="720"/>
+        </w:tabs>
+        <w:ind w:start="720" w:hanging="360"/>
+      </w:pPr>
+      <w:rPr>
+        <w:rFonts w:ascii="Symbol" w:hAnsi="Symbol" w:cs="Symbol" w:hint="default"/>
+      </w:rPr>
+    </w:lvl>
+    <w:lvl w:ilvl="1">
+      <w:start w:val="1"/>
+      <w:numFmt w:val="bullet"/>
+      <w:lvlText w:val=""/>
+      <w:lvlJc w:val="start"/>
+      <w:pPr>
+        <w:tabs>
+          <w:tab w:val="num" w:pos="1080"/>
+        </w:tabs>
+        <w:ind w:start="1080" w:hanging="360"/>
+      </w:pPr>
+      <w:rPr>
+        <w:rFonts w:ascii="Symbol" w:hAnsi="Symbol" w:cs="Symbol" w:hint="default"/>
+      </w:rPr>
+    </w:lvl>
+    <w:lvl w:ilvl="2">
+      <w:start w:val="1"/>
+      <w:numFmt w:val="bullet"/>
+      <w:lvlText w:val=""/>
+      <w:lvlJc w:val="start"/>
+      <w:pPr>
+        <w:tabs>
+          <w:tab w:val="num" w:pos="1440"/>
+        </w:tabs>
+        <w:ind w:start="1440" w:hanging="360"/>
+      </w:pPr>
+      <w:rPr>
+        <w:rFonts w:ascii="Symbol" w:hAnsi="Symbol" w:cs="Symbol" w:hint="default"/>
+      </w:rPr>
+    </w:lvl>
+    <w:lvl w:ilvl="3">
+      <w:start w:val="1"/>
+      <w:numFmt w:val="bullet"/>
+      <w:lvlText w:val=""/>
+      <w:lvlJc w:val="start"/>
+      <w:pPr>
+        <w:tabs>
+          <w:tab w:val="num" w:pos="1800"/>
+        </w:tabs>
+        <w:ind w:start="1800" w:hanging="360"/>
+      </w:pPr>
+      <w:rPr>
+        <w:rFonts w:ascii="Symbol" w:hAnsi="Symbol" w:cs="Symbol" w:hint="default"/>
+      </w:rPr>
+    </w:lvl>
+    <w:lvl w:ilvl="4">
+      <w:start w:val="1"/>
+      <w:numFmt w:val="bullet"/>
+      <w:lvlText w:val=""/>
+      <w:lvlJc w:val="start"/>
+      <w:pPr>
+        <w:tabs>
+          <w:tab w:val="num" w:pos="2160"/>
+        </w:tabs>
+        <w:ind w:start="2160" w:hanging="360"/>
+      </w:pPr>
+      <w:rPr>
+        <w:rFonts w:ascii="Symbol" w:hAnsi="Symbol" w:cs="Symbol" w:hint="default"/>
+      </w:rPr>
+    </w:lvl>
+    <w:lvl w:ilvl="5">
+      <w:start w:val="1"/>
+      <w:numFmt w:val="bullet"/>
+      <w:lvlText w:val=""/>
+      <w:lvlJc w:val="start"/>
+      <w:pPr>
+        <w:tabs>
+          <w:tab w:val="num" w:pos="2520"/>
+        </w:tabs>
+        <w:ind w:start="2520" w:hanging="360"/>
+      </w:pPr>
+      <w:rPr>
+        <w:rFonts w:ascii="Symbol" w:hAnsi="Symbol" w:cs="Symbol" w:hint="default"/>
+      </w:rPr>
+    </w:lvl>
+    <w:lvl w:ilvl="6">
+      <w:start w:val="1"/>
+      <w:numFmt w:val="bullet"/>
+      <w:lvlText w:val=""/>
+      <w:lvlJc w:val="start"/>
+      <w:pPr>
+        <w:tabs>
+          <w:tab w:val="num" w:pos="2880"/>
+        </w:tabs>
+        <w:ind w:start="2880" w:hanging="360"/>
+      </w:pPr>
+      <w:rPr>
+        <w:rFonts w:ascii="Symbol" w:hAnsi="Symbol" w:cs="Symbol" w:hint="default"/>
+      </w:rPr>
+    </w:lvl>
+    <w:lvl w:ilvl="7">
+      <w:start w:val="1"/>
+      <w:numFmt w:val="bullet"/>
+      <w:lvlText w:val=""/>
+      <w:lvlJc w:val="start"/>
+      <w:pPr>
+        <w:tabs>
+          <w:tab w:val="num" w:pos="3240"/>
+        </w:tabs>
+        <w:ind w:start="3240" w:hanging="360"/>
+      </w:pPr>
+      <w:rPr>
+        <w:rFonts w:ascii="Symbol" w:hAnsi="Symbol" w:cs="Symbol" w:hint="default"/>
+      </w:rPr>
+    </w:lvl>
+    <w:lvl w:ilvl="8">
+      <w:start w:val="1"/>
+      <w:numFmt w:val="bullet"/>
+      <w:lvlText w:val=""/>
+      <w:lvlJc w:val="start"/>
+      <w:pPr>
+        <w:tabs>
+          <w:tab w:val="num" w:pos="3600"/>
+        </w:tabs>
+        <w:ind w:start="3600" w:hanging="360"/>
+      </w:pPr>
+      <w:rPr>
+        <w:rFonts w:ascii="Symbol" w:hAnsi="Symbol" w:cs="Symbol" w:hint="default"/>
+      </w:rPr>
+    </w:lvl>
+  </w:abstractNum>
+  <w:abstractNum w:abstractNumId="10">
+    <w:lvl w:ilvl="0">
+      <w:start w:val="1"/>
+      <w:numFmt w:val="bullet"/>
+      <w:lvlText w:val=""/>
+      <w:lvlJc w:val="start"/>
+      <w:pPr>
+        <w:tabs>
+          <w:tab w:val="num" w:pos="720"/>
+        </w:tabs>
+        <w:ind w:start="720" w:hanging="360"/>
+      </w:pPr>
+      <w:rPr>
+        <w:rFonts w:ascii="Symbol" w:hAnsi="Symbol" w:cs="Symbol" w:hint="default"/>
+      </w:rPr>
+    </w:lvl>
+    <w:lvl w:ilvl="1">
+      <w:start w:val="1"/>
+      <w:numFmt w:val="bullet"/>
+      <w:lvlText w:val=""/>
+      <w:lvlJc w:val="start"/>
+      <w:pPr>
+        <w:tabs>
+          <w:tab w:val="num" w:pos="1080"/>
+        </w:tabs>
+        <w:ind w:start="1080" w:hanging="360"/>
+      </w:pPr>
+      <w:rPr>
+        <w:rFonts w:ascii="Symbol" w:hAnsi="Symbol" w:cs="Symbol" w:hint="default"/>
+      </w:rPr>
+    </w:lvl>
+    <w:lvl w:ilvl="2">
+      <w:start w:val="1"/>
+      <w:numFmt w:val="bullet"/>
+      <w:lvlText w:val=""/>
+      <w:lvlJc w:val="start"/>
+      <w:pPr>
+        <w:tabs>
+          <w:tab w:val="num" w:pos="1440"/>
+        </w:tabs>
+        <w:ind w:start="1440" w:hanging="360"/>
+      </w:pPr>
+      <w:rPr>
+        <w:rFonts w:ascii="Symbol" w:hAnsi="Symbol" w:cs="Symbol" w:hint="default"/>
+      </w:rPr>
+    </w:lvl>
+    <w:lvl w:ilvl="3">
+      <w:start w:val="1"/>
+      <w:numFmt w:val="bullet"/>
+      <w:lvlText w:val=""/>
+      <w:lvlJc w:val="start"/>
+      <w:pPr>
+        <w:tabs>
+          <w:tab w:val="num" w:pos="1800"/>
+        </w:tabs>
+        <w:ind w:start="1800" w:hanging="360"/>
+      </w:pPr>
+      <w:rPr>
+        <w:rFonts w:ascii="Symbol" w:hAnsi="Symbol" w:cs="Symbol" w:hint="default"/>
+      </w:rPr>
+    </w:lvl>
+    <w:lvl w:ilvl="4">
+      <w:start w:val="1"/>
+      <w:numFmt w:val="bullet"/>
+      <w:lvlText w:val=""/>
+      <w:lvlJc w:val="start"/>
+      <w:pPr>
+        <w:tabs>
+          <w:tab w:val="num" w:pos="2160"/>
+        </w:tabs>
+        <w:ind w:start="2160" w:hanging="360"/>
+      </w:pPr>
+      <w:rPr>
+        <w:rFonts w:ascii="Symbol" w:hAnsi="Symbol" w:cs="Symbol" w:hint="default"/>
+      </w:rPr>
+    </w:lvl>
+    <w:lvl w:ilvl="5">
+      <w:start w:val="1"/>
+      <w:numFmt w:val="bullet"/>
+      <w:lvlText w:val=""/>
+      <w:lvlJc w:val="start"/>
+      <w:pPr>
+        <w:tabs>
+          <w:tab w:val="num" w:pos="2520"/>
+        </w:tabs>
+        <w:ind w:start="2520" w:hanging="360"/>
+      </w:pPr>
+      <w:rPr>
+        <w:rFonts w:ascii="Symbol" w:hAnsi="Symbol" w:cs="Symbol" w:hint="default"/>
+      </w:rPr>
+    </w:lvl>
+    <w:lvl w:ilvl="6">
+      <w:start w:val="1"/>
+      <w:numFmt w:val="bullet"/>
+      <w:lvlText w:val=""/>
+      <w:lvlJc w:val="start"/>
+      <w:pPr>
+        <w:tabs>
+          <w:tab w:val="num" w:pos="2880"/>
+        </w:tabs>
+        <w:ind w:start="2880" w:hanging="360"/>
+      </w:pPr>
+      <w:rPr>
+        <w:rFonts w:ascii="Symbol" w:hAnsi="Symbol" w:cs="Symbol" w:hint="default"/>
+      </w:rPr>
+    </w:lvl>
+    <w:lvl w:ilvl="7">
+      <w:start w:val="1"/>
+      <w:numFmt w:val="bullet"/>
+      <w:lvlText w:val=""/>
+      <w:lvlJc w:val="start"/>
+      <w:pPr>
+        <w:tabs>
+          <w:tab w:val="num" w:pos="3240"/>
+        </w:tabs>
+        <w:ind w:start="3240" w:hanging="360"/>
+      </w:pPr>
+      <w:rPr>
+        <w:rFonts w:ascii="Symbol" w:hAnsi="Symbol" w:cs="Symbol" w:hint="default"/>
+      </w:rPr>
+    </w:lvl>
+    <w:lvl w:ilvl="8">
+      <w:start w:val="1"/>
+      <w:numFmt w:val="bullet"/>
+      <w:lvlText w:val=""/>
+      <w:lvlJc w:val="start"/>
+      <w:pPr>
+        <w:tabs>
+          <w:tab w:val="num" w:pos="3600"/>
+        </w:tabs>
+        <w:ind w:start="3600" w:hanging="360"/>
+      </w:pPr>
+      <w:rPr>
+        <w:rFonts w:ascii="Symbol" w:hAnsi="Symbol" w:cs="Symbol" w:hint="default"/>
+      </w:rPr>
+    </w:lvl>
+  </w:abstractNum>
+  <w:abstractNum w:abstractNumId="11">
+    <w:lvl w:ilvl="0">
+      <w:start w:val="1"/>
+      <w:numFmt w:val="bullet"/>
+      <w:lvlText w:val=""/>
+      <w:lvlJc w:val="start"/>
+      <w:pPr>
+        <w:tabs>
+          <w:tab w:val="num" w:pos="720"/>
+        </w:tabs>
+        <w:ind w:start="720" w:hanging="360"/>
+      </w:pPr>
+      <w:rPr>
+        <w:rFonts w:ascii="Symbol" w:hAnsi="Symbol" w:cs="Symbol" w:hint="default"/>
+      </w:rPr>
+    </w:lvl>
+    <w:lvl w:ilvl="1">
+      <w:start w:val="1"/>
+      <w:numFmt w:val="bullet"/>
+      <w:lvlText w:val=""/>
+      <w:lvlJc w:val="start"/>
+      <w:pPr>
+        <w:tabs>
+          <w:tab w:val="num" w:pos="1080"/>
+        </w:tabs>
+        <w:ind w:start="1080" w:hanging="360"/>
+      </w:pPr>
+      <w:rPr>
+        <w:rFonts w:ascii="Symbol" w:hAnsi="Symbol" w:cs="Symbol" w:hint="default"/>
+      </w:rPr>
+    </w:lvl>
+    <w:lvl w:ilvl="2">
+      <w:start w:val="1"/>
+      <w:numFmt w:val="bullet"/>
+      <w:lvlText w:val=""/>
+      <w:lvlJc w:val="start"/>
+      <w:pPr>
+        <w:tabs>
+          <w:tab w:val="num" w:pos="1440"/>
+        </w:tabs>
+        <w:ind w:start="1440" w:hanging="360"/>
+      </w:pPr>
+      <w:rPr>
+        <w:rFonts w:ascii="Symbol" w:hAnsi="Symbol" w:cs="Symbol" w:hint="default"/>
+      </w:rPr>
+    </w:lvl>
+    <w:lvl w:ilvl="3">
+      <w:start w:val="1"/>
+      <w:numFmt w:val="bullet"/>
+      <w:lvlText w:val=""/>
+      <w:lvlJc w:val="start"/>
+      <w:pPr>
+        <w:tabs>
+          <w:tab w:val="num" w:pos="1800"/>
+        </w:tabs>
+        <w:ind w:start="1800" w:hanging="360"/>
+      </w:pPr>
+      <w:rPr>
+        <w:rFonts w:ascii="Symbol" w:hAnsi="Symbol" w:cs="Symbol" w:hint="default"/>
+      </w:rPr>
+    </w:lvl>
+    <w:lvl w:ilvl="4">
+      <w:start w:val="1"/>
+      <w:numFmt w:val="bullet"/>
+      <w:lvlText w:val=""/>
+      <w:lvlJc w:val="start"/>
+      <w:pPr>
+        <w:tabs>
+          <w:tab w:val="num" w:pos="2160"/>
+        </w:tabs>
+        <w:ind w:start="2160" w:hanging="360"/>
+      </w:pPr>
+      <w:rPr>
+        <w:rFonts w:ascii="Symbol" w:hAnsi="Symbol" w:cs="Symbol" w:hint="default"/>
+      </w:rPr>
+    </w:lvl>
+    <w:lvl w:ilvl="5">
+      <w:start w:val="1"/>
+      <w:numFmt w:val="bullet"/>
+      <w:lvlText w:val=""/>
+      <w:lvlJc w:val="start"/>
+      <w:pPr>
+        <w:tabs>
+          <w:tab w:val="num" w:pos="2520"/>
+        </w:tabs>
+        <w:ind w:start="2520" w:hanging="360"/>
+      </w:pPr>
+      <w:rPr>
+        <w:rFonts w:ascii="Symbol" w:hAnsi="Symbol" w:cs="Symbol" w:hint="default"/>
+      </w:rPr>
+    </w:lvl>
+    <w:lvl w:ilvl="6">
+      <w:start w:val="1"/>
+      <w:numFmt w:val="bullet"/>
+      <w:lvlText w:val=""/>
+      <w:lvlJc w:val="start"/>
+      <w:pPr>
+        <w:tabs>
+          <w:tab w:val="num" w:pos="2880"/>
+        </w:tabs>
+        <w:ind w:start="2880" w:hanging="360"/>
+      </w:pPr>
+      <w:rPr>
+        <w:rFonts w:ascii="Symbol" w:hAnsi="Symbol" w:cs="Symbol" w:hint="default"/>
+      </w:rPr>
+    </w:lvl>
+    <w:lvl w:ilvl="7">
+      <w:start w:val="1"/>
+      <w:numFmt w:val="bullet"/>
+      <w:lvlText w:val=""/>
+      <w:lvlJc w:val="start"/>
+      <w:pPr>
+        <w:tabs>
+          <w:tab w:val="num" w:pos="3240"/>
+        </w:tabs>
+        <w:ind w:start="3240" w:hanging="360"/>
+      </w:pPr>
+      <w:rPr>
+        <w:rFonts w:ascii="Symbol" w:hAnsi="Symbol" w:cs="Symbol" w:hint="default"/>
+      </w:rPr>
+    </w:lvl>
+    <w:lvl w:ilvl="8">
+      <w:start w:val="1"/>
+      <w:numFmt w:val="bullet"/>
+      <w:lvlText w:val=""/>
+      <w:lvlJc w:val="start"/>
+      <w:pPr>
+        <w:tabs>
+          <w:tab w:val="num" w:pos="3600"/>
+        </w:tabs>
+        <w:ind w:start="3600" w:hanging="360"/>
+      </w:pPr>
+      <w:rPr>
+        <w:rFonts w:ascii="Symbol" w:hAnsi="Symbol" w:cs="Symbol" w:hint="default"/>
+      </w:rPr>
+    </w:lvl>
+  </w:abstractNum>
+  <w:num w:numId="1">
+    <w:abstractNumId w:val="1"/>
+  </w:num>
+  <w:num w:numId="2">
+    <w:abstractNumId w:val="2"/>
+  </w:num>
+  <w:num w:numId="3">
+    <w:abstractNumId w:val="3"/>
+  </w:num>
+  <w:num w:numId="4">
+    <w:abstractNumId w:val="4"/>
+  </w:num>
+  <w:num w:numId="5">
+    <w:abstractNumId w:val="5"/>
+  </w:num>
+  <w:num w:numId="6">
+    <w:abstractNumId w:val="6"/>
+  </w:num>
+  <w:num w:numId="7">
+    <w:abstractNumId w:val="7"/>
+  </w:num>
+  <w:num w:numId="8">
+    <w:abstractNumId w:val="8"/>
+  </w:num>
+  <w:num w:numId="9">
+    <w:abstractNumId w:val="9"/>
+  </w:num>
+  <w:num w:numId="10">
+    <w:abstractNumId w:val="10"/>
+  </w:num>
+  <w:num w:numId="11">
+    <w:abstractNumId w:val="11"/>
+  </w:num>
+</w:numbering>
 </file>
 
 <file path=word/styles.xml><?xml version="1.0" encoding="utf-8"?>
@@ -63,7 +3644,6 @@
     </w:rPrDefault>
     <w:pPrDefault>
       <w:pPr>
-        <w:widowControl/>
         <w:suppressAutoHyphens w:val="true"/>
       </w:pPr>
     </w:pPrDefault>
@@ -73,7 +3653,10 @@
     <w:qFormat/>
     <w:pPr>
       <w:widowControl/>
+      <w:suppressAutoHyphens w:val="true"/>
       <w:bidi w:val="0"/>
+      <w:spacing w:before="0" w:after="0"/>
+      <w:jc w:val="start"/>
     </w:pPr>
     <w:rPr>
       <w:rFonts w:ascii="Liberation Serif" w:hAnsi="Liberation Serif" w:eastAsia="Songti SC" w:cs="Arial Unicode MS"/>
@@ -82,6 +3665,143 @@
       <w:sz w:val="22"/>
       <w:szCs w:val="24"/>
       <w:lang w:val="en-CA" w:eastAsia="zh-CN" w:bidi="hi-IN"/>
+    </w:rPr>
+  </w:style>
+  <w:style w:type="paragraph" w:styleId="Heading1">
+    <w:name w:val="heading 1"/>
+    <w:basedOn w:val="Heading"/>
+    <w:next w:val="BodyText"/>
+    <w:qFormat/>
+    <w:pPr>
+      <w:numPr>
+        <w:ilvl w:val="0"/>
+        <w:numId w:val="1"/>
+      </w:numPr>
+      <w:spacing w:before="240" w:after="120"/>
+      <w:outlineLvl w:val="0"/>
+    </w:pPr>
+    <w:rPr>
+      <w:b/>
+      <w:bCs/>
+      <w:sz w:val="36"/>
+      <w:szCs w:val="36"/>
+    </w:rPr>
+  </w:style>
+  <w:style w:type="paragraph" w:styleId="Heading2">
+    <w:name w:val="heading 2"/>
+    <w:basedOn w:val="Heading"/>
+    <w:next w:val="BodyText"/>
+    <w:qFormat/>
+    <w:pPr>
+      <w:numPr>
+        <w:ilvl w:val="1"/>
+        <w:numId w:val="1"/>
+      </w:numPr>
+      <w:spacing w:before="200" w:after="120"/>
+      <w:outlineLvl w:val="1"/>
+    </w:pPr>
+    <w:rPr>
+      <w:b/>
+      <w:bCs/>
+      <w:sz w:val="32"/>
+      <w:szCs w:val="32"/>
+    </w:rPr>
+  </w:style>
+  <w:style w:type="paragraph" w:styleId="Heading3">
+    <w:name w:val="heading 3"/>
+    <w:basedOn w:val="Heading"/>
+    <w:next w:val="BodyText"/>
+    <w:qFormat/>
+    <w:pPr>
+      <w:numPr>
+        <w:ilvl w:val="2"/>
+        <w:numId w:val="1"/>
+      </w:numPr>
+      <w:spacing w:before="140" w:after="120"/>
+      <w:outlineLvl w:val="2"/>
+    </w:pPr>
+    <w:rPr>
+      <w:b/>
+      <w:bCs/>
+      <w:sz w:val="28"/>
+      <w:szCs w:val="28"/>
+    </w:rPr>
+  </w:style>
+  <w:style w:type="paragraph" w:styleId="Heading4">
+    <w:name w:val="heading 4"/>
+    <w:basedOn w:val="Heading"/>
+    <w:next w:val="BodyText"/>
+    <w:qFormat/>
+    <w:pPr>
+      <w:numPr>
+        <w:ilvl w:val="3"/>
+        <w:numId w:val="1"/>
+      </w:numPr>
+      <w:spacing w:before="120" w:after="120"/>
+      <w:outlineLvl w:val="3"/>
+    </w:pPr>
+    <w:rPr>
+      <w:b/>
+      <w:bCs/>
+      <w:i/>
+      <w:iCs/>
+      <w:sz w:val="26"/>
+      <w:szCs w:val="26"/>
+    </w:rPr>
+  </w:style>
+  <w:style w:type="paragraph" w:styleId="Heading5">
+    <w:name w:val="heading 5"/>
+    <w:basedOn w:val="Heading"/>
+    <w:next w:val="BodyText"/>
+    <w:qFormat/>
+    <w:pPr>
+      <w:numPr>
+        <w:ilvl w:val="4"/>
+        <w:numId w:val="1"/>
+      </w:numPr>
+      <w:spacing w:before="120" w:after="60"/>
+      <w:outlineLvl w:val="4"/>
+    </w:pPr>
+    <w:rPr>
+      <w:b/>
+      <w:bCs/>
+      <w:sz w:val="24"/>
+      <w:szCs w:val="24"/>
+    </w:rPr>
+  </w:style>
+  <w:style w:type="character" w:styleId="Bullets">
+    <w:name w:val="Bullets"/>
+    <w:qFormat/>
+    <w:rPr>
+      <w:rFonts w:ascii="OpenSymbol" w:hAnsi="OpenSymbol" w:eastAsia="OpenSymbol" w:cs="OpenSymbol"/>
+    </w:rPr>
+  </w:style>
+  <w:style w:type="character" w:styleId="Emphasis">
+    <w:name w:val="Emphasis"/>
+    <w:qFormat/>
+    <w:rPr>
+      <w:i/>
+      <w:iCs/>
+    </w:rPr>
+  </w:style>
+  <w:style w:type="character" w:styleId="NumberingSymbols">
+    <w:name w:val="Numbering Symbols"/>
+    <w:qFormat/>
+    <w:rPr/>
+  </w:style>
+  <w:style w:type="character" w:styleId="Strong">
+    <w:name w:val="Strong"/>
+    <w:qFormat/>
+    <w:rPr>
+      <w:b/>
+      <w:bCs/>
+    </w:rPr>
+  </w:style>
+  <w:style w:type="character" w:styleId="SourceText">
+    <w:name w:val="Source Text"/>
+    <w:qFormat/>
+    <w:rPr>
+      <w:rFonts w:ascii="Liberation Mono" w:hAnsi="Liberation Mono" w:eastAsia="Liberation Mono" w:cs="Liberation Mono"/>
     </w:rPr>
   </w:style>
   <w:style w:type="paragraph" w:styleId="Heading">
